--- a/docs/companion/Chapter4/Word/How_the_Brain_Learns_Chapter_4_Student_Notes_and_Labs.docx
+++ b/docs/companion/Chapter4/Word/How_the_Brain_Learns_Chapter_4_Student_Notes_and_Labs.docx
@@ -2,36 +2,89 @@
 <file path=word/document.xml><?xml version="1.0" encoding="utf-8"?>
 <w:document xmlns:w="http://schemas.openxmlformats.org/wordprocessingml/2006/main" xmlns:m="http://schemas.openxmlformats.org/officeDocument/2006/math" xmlns:r="http://schemas.openxmlformats.org/officeDocument/2006/relationships" xmlns:o="urn:schemas-microsoft-com:office:office" xmlns:v="urn:schemas-microsoft-com:vml" xmlns:w10="urn:schemas-microsoft-com:office:word" xmlns:a="http://schemas.openxmlformats.org/drawingml/2006/main" xmlns:pic="http://schemas.openxmlformats.org/drawingml/2006/picture" xmlns:wp="http://schemas.openxmlformats.org/drawingml/2006/wordprocessingDrawing">
   <w:body>
-    <w:bookmarkStart w:id="65" w:name="chapter-4---student-notes-and-labs"/>
+    <w:p>
+      <w:pPr>
+        <w:pStyle w:val="Title"/>
+      </w:pPr>
+      <w:r>
+        <w:t xml:space="preserve">Chapter</w:t>
+      </w:r>
+      <w:r>
+        <w:t xml:space="preserve"> </w:t>
+      </w:r>
+      <w:r>
+        <w:t xml:space="preserve">4</w:t>
+      </w:r>
+      <w:r>
+        <w:t xml:space="preserve"> </w:t>
+      </w:r>
+      <w:r>
+        <w:t xml:space="preserve">Student</w:t>
+      </w:r>
+      <w:r>
+        <w:t xml:space="preserve"> </w:t>
+      </w:r>
+      <w:r>
+        <w:t xml:space="preserve">Notes</w:t>
+      </w:r>
+      <w:r>
+        <w:t xml:space="preserve"> </w:t>
+      </w:r>
+      <w:r>
+        <w:t xml:space="preserve">and</w:t>
+      </w:r>
+      <w:r>
+        <w:t xml:space="preserve"> </w:t>
+      </w:r>
+      <w:r>
+        <w:t xml:space="preserve">Labs</w:t>
+      </w:r>
+    </w:p>
+    <w:p>
+      <w:pPr>
+        <w:pStyle w:val="Subtitle"/>
+      </w:pPr>
+      <w:r>
+        <w:t xml:space="preserve">Circuits,</w:t>
+      </w:r>
+      <w:r>
+        <w:t xml:space="preserve"> </w:t>
+      </w:r>
+      <w:r>
+        <w:t xml:space="preserve">Networks,</w:t>
+      </w:r>
+      <w:r>
+        <w:t xml:space="preserve"> </w:t>
+      </w:r>
+      <w:r>
+        <w:t xml:space="preserve">and</w:t>
+      </w:r>
+      <w:r>
+        <w:t xml:space="preserve"> </w:t>
+      </w:r>
+      <w:r>
+        <w:t xml:space="preserve">Coordinated</w:t>
+      </w:r>
+      <w:r>
+        <w:t xml:space="preserve"> </w:t>
+      </w:r>
+      <w:r>
+        <w:t xml:space="preserve">Behavior</w:t>
+      </w:r>
+    </w:p>
+    <w:bookmarkStart w:id="34" w:name="student-notes"/>
     <w:p>
       <w:pPr>
         <w:pStyle w:val="Heading1"/>
       </w:pPr>
       <w:r>
-        <w:t xml:space="preserve">Chapter 4 - Student Notes and Labs</w:t>
-      </w:r>
-    </w:p>
-    <w:p>
-      <w:pPr>
-        <w:pStyle w:val="FirstParagraph"/>
-      </w:pPr>
-      <w:r>
-        <w:t xml:space="preserve">Circuits, Networks, and Coordinated Behavior</w:t>
-      </w:r>
-    </w:p>
-    <w:bookmarkStart w:id="34" w:name="student-notes"/>
+        <w:t xml:space="preserve">Student Notes</w:t>
+      </w:r>
+    </w:p>
+    <w:bookmarkStart w:id="20" w:name="what-this-chapter-is-for"/>
     <w:p>
       <w:pPr>
         <w:pStyle w:val="Heading2"/>
-      </w:pPr>
-      <w:r>
-        <w:t xml:space="preserve">Student Notes</w:t>
-      </w:r>
-    </w:p>
-    <w:bookmarkStart w:id="20" w:name="what-this-chapter-is-for"/>
-    <w:p>
-      <w:pPr>
-        <w:pStyle w:val="Heading3"/>
       </w:pPr>
       <w:r>
         <w:t xml:space="preserve">What this chapter is for</w:t>
@@ -83,7 +136,7 @@
     <w:bookmarkStart w:id="21" w:name="the-reflex-arc-and-the-first-lesson"/>
     <w:p>
       <w:pPr>
-        <w:pStyle w:val="Heading3"/>
+        <w:pStyle w:val="Heading2"/>
       </w:pPr>
       <w:r>
         <w:t xml:space="preserve">The reflex arc and the first lesson</w:t>
@@ -101,7 +154,7 @@
     <w:bookmarkStart w:id="22" w:name="the-six-motifs"/>
     <w:p>
       <w:pPr>
-        <w:pStyle w:val="Heading3"/>
+        <w:pStyle w:val="Heading2"/>
       </w:pPr>
       <w:r>
         <w:t xml:space="preserve">The six motifs</w:t>
@@ -173,7 +226,7 @@
     <w:bookmarkStart w:id="23" w:name="X409beb26cd0e2fa8980c6957e7229a885fc6433"/>
     <w:p>
       <w:pPr>
-        <w:pStyle w:val="Heading3"/>
+        <w:pStyle w:val="Heading2"/>
       </w:pPr>
       <w:r>
         <w:t xml:space="preserve">Inhibition is not the opposite of excitation</w:t>
@@ -207,7 +260,7 @@
     <w:bookmarkStart w:id="24" w:name="computation-before-the-brain"/>
     <w:p>
       <w:pPr>
-        <w:pStyle w:val="Heading3"/>
+        <w:pStyle w:val="Heading2"/>
       </w:pPr>
       <w:r>
         <w:t xml:space="preserve">Computation before the brain</w:t>
@@ -225,7 +278,7 @@
     <w:bookmarkStart w:id="25" w:name="central-pattern-generators"/>
     <w:p>
       <w:pPr>
-        <w:pStyle w:val="Heading3"/>
+        <w:pStyle w:val="Heading2"/>
       </w:pPr>
       <w:r>
         <w:t xml:space="preserve">Central pattern generators</w:t>
@@ -243,7 +296,7 @@
     <w:bookmarkStart w:id="26" w:name="the-cortical-microcircuit"/>
     <w:p>
       <w:pPr>
-        <w:pStyle w:val="Heading3"/>
+        <w:pStyle w:val="Heading2"/>
       </w:pPr>
       <w:r>
         <w:t xml:space="preserve">The cortical microcircuit</w:t>
@@ -261,7 +314,7 @@
     <w:bookmarkStart w:id="27" w:name="two-loops-for-action"/>
     <w:p>
       <w:pPr>
-        <w:pStyle w:val="Heading3"/>
+        <w:pStyle w:val="Heading2"/>
       </w:pPr>
       <w:r>
         <w:t xml:space="preserve">Two loops for action</w:t>
@@ -287,7 +340,7 @@
     <w:bookmarkStart w:id="28" w:name="the-hippocampal-loop"/>
     <w:p>
       <w:pPr>
-        <w:pStyle w:val="Heading3"/>
+        <w:pStyle w:val="Heading2"/>
       </w:pPr>
       <w:r>
         <w:t xml:space="preserve">The hippocampal loop</w:t>
@@ -305,7 +358,7 @@
     <w:bookmarkStart w:id="29" w:name="rhythms"/>
     <w:p>
       <w:pPr>
-        <w:pStyle w:val="Heading3"/>
+        <w:pStyle w:val="Heading2"/>
       </w:pPr>
       <w:r>
         <w:t xml:space="preserve">Rhythms</w:t>
@@ -331,7 +384,7 @@
     <w:bookmarkStart w:id="30" w:name="the-architecture-of-the-whole"/>
     <w:p>
       <w:pPr>
-        <w:pStyle w:val="Heading3"/>
+        <w:pStyle w:val="Heading2"/>
       </w:pPr>
       <w:r>
         <w:t xml:space="preserve">The architecture of the whole</w:t>
@@ -349,7 +402,7 @@
     <w:bookmarkStart w:id="31" w:name="coordination-without-a-conductor"/>
     <w:p>
       <w:pPr>
-        <w:pStyle w:val="Heading3"/>
+        <w:pStyle w:val="Heading2"/>
       </w:pPr>
       <w:r>
         <w:t xml:space="preserve">Coordination without a conductor</w:t>
@@ -367,7 +420,7 @@
     <w:bookmarkStart w:id="32" w:name="implications-for-artificial-intelligence"/>
     <w:p>
       <w:pPr>
-        <w:pStyle w:val="Heading3"/>
+        <w:pStyle w:val="Heading2"/>
       </w:pPr>
       <w:r>
         <w:t xml:space="preserve">Implications for artificial intelligence</w:t>
@@ -433,7 +486,7 @@
     <w:bookmarkStart w:id="33" w:name="practical-summary"/>
     <w:p>
       <w:pPr>
-        <w:pStyle w:val="Heading3"/>
+        <w:pStyle w:val="Heading2"/>
       </w:pPr>
       <w:r>
         <w:t xml:space="preserve">Practical summary</w:t>
@@ -552,59 +605,59 @@
     <w:bookmarkStart w:id="64" w:name="labs"/>
     <w:p>
       <w:pPr>
+        <w:pStyle w:val="Heading1"/>
+      </w:pPr>
+      <w:r>
+        <w:t xml:space="preserve">Labs</w:t>
+      </w:r>
+    </w:p>
+    <w:bookmarkStart w:id="36" w:name="lab-notes-how-to-succeed-in-these-labs"/>
+    <w:p>
+      <w:pPr>
         <w:pStyle w:val="Heading2"/>
       </w:pPr>
       <w:r>
-        <w:t xml:space="preserve">Labs</w:t>
-      </w:r>
-    </w:p>
-    <w:bookmarkStart w:id="36" w:name="lab-notes-how-to-succeed-in-these-labs"/>
+        <w:t xml:space="preserve">Lab Notes: how to succeed in these labs</w:t>
+      </w:r>
+    </w:p>
+    <w:p>
+      <w:pPr>
+        <w:pStyle w:val="FirstParagraph"/>
+      </w:pPr>
+      <w:r>
+        <w:t xml:space="preserve">As in earlier chapters, you will simulate circuits in simplified form with pencil, paper, and a little arithmetic. The models are discrete-time caricatures of the ones in the chapter’s figures; they keep the mechanism and drop everything else. Each optional code extension is short.</w:t>
+      </w:r>
+    </w:p>
+    <w:p>
+      <w:pPr>
+        <w:pStyle w:val="BodyText"/>
+      </w:pPr>
+      <w:r>
+        <w:t xml:space="preserve">General rules:</w:t>
+      </w:r>
+      <w:r>
+        <w:br/>
+      </w:r>
+      <w:r>
+        <w:t xml:space="preserve">1) Draw the circuit before computing. Mark excitatory synapses with arrowheads and inhibitory ones with filled circles.</w:t>
+      </w:r>
+      <w:r>
+        <w:br/>
+      </w:r>
+      <w:r>
+        <w:t xml:space="preserve">2) Work in steps and write every intermediate value.</w:t>
+      </w:r>
+      <w:r>
+        <w:br/>
+      </w:r>
+      <w:r>
+        <w:t xml:space="preserve">3) Finish with an interpretation: what changes if a parameter changes, and what does the biology gain or lose?</w:t>
+      </w:r>
+    </w:p>
+    <w:bookmarkStart w:id="35" w:name="what-to-hand-in-for-every-lab"/>
     <w:p>
       <w:pPr>
         <w:pStyle w:val="Heading3"/>
-      </w:pPr>
-      <w:r>
-        <w:t xml:space="preserve">Lab Notes: how to succeed in these labs</w:t>
-      </w:r>
-    </w:p>
-    <w:p>
-      <w:pPr>
-        <w:pStyle w:val="FirstParagraph"/>
-      </w:pPr>
-      <w:r>
-        <w:t xml:space="preserve">As in earlier chapters, you will simulate circuits in simplified form with pencil, paper, and a little arithmetic. The models are discrete-time caricatures of the ones in the chapter’s figures; they keep the mechanism and drop everything else. Each optional code extension is short.</w:t>
-      </w:r>
-    </w:p>
-    <w:p>
-      <w:pPr>
-        <w:pStyle w:val="BodyText"/>
-      </w:pPr>
-      <w:r>
-        <w:t xml:space="preserve">General rules:</w:t>
-      </w:r>
-      <w:r>
-        <w:br/>
-      </w:r>
-      <w:r>
-        <w:t xml:space="preserve">1) Draw the circuit before computing. Mark excitatory synapses with arrowheads and inhibitory ones with filled circles.</w:t>
-      </w:r>
-      <w:r>
-        <w:br/>
-      </w:r>
-      <w:r>
-        <w:t xml:space="preserve">2) Work in steps and write every intermediate value.</w:t>
-      </w:r>
-      <w:r>
-        <w:br/>
-      </w:r>
-      <w:r>
-        <w:t xml:space="preserve">3) Finish with an interpretation: what changes if a parameter changes, and what does the biology gain or lose?</w:t>
-      </w:r>
-    </w:p>
-    <w:bookmarkStart w:id="35" w:name="what-to-hand-in-for-every-lab"/>
-    <w:p>
-      <w:pPr>
-        <w:pStyle w:val="Heading4"/>
       </w:pPr>
       <w:r>
         <w:t xml:space="preserve">What to hand in for every lab</w:t>
@@ -651,16 +704,16 @@
     <w:bookmarkStart w:id="41" w:name="Xf17444835bde716908c2a15ae30f3f5609e6ebf"/>
     <w:p>
       <w:pPr>
+        <w:pStyle w:val="Heading2"/>
+      </w:pPr>
+      <w:r>
+        <w:t xml:space="preserve">Lab 4.1 - Feedforward Inhibition as a Coincidence Detector</w:t>
+      </w:r>
+    </w:p>
+    <w:bookmarkStart w:id="37" w:name="purpose"/>
+    <w:p>
+      <w:pPr>
         <w:pStyle w:val="Heading3"/>
-      </w:pPr>
-      <w:r>
-        <w:t xml:space="preserve">Lab 4.1 - Feedforward Inhibition as a Coincidence Detector</w:t>
-      </w:r>
-    </w:p>
-    <w:bookmarkStart w:id="37" w:name="purpose"/>
-    <w:p>
-      <w:pPr>
-        <w:pStyle w:val="Heading4"/>
       </w:pPr>
       <w:r>
         <w:t xml:space="preserve">Purpose</w:t>
@@ -678,7 +731,7 @@
     <w:bookmarkStart w:id="38" w:name="given-parameters"/>
     <w:p>
       <w:pPr>
-        <w:pStyle w:val="Heading4"/>
+        <w:pStyle w:val="Heading3"/>
       </w:pPr>
       <w:r>
         <w:t xml:space="preserve">Given parameters</w:t>
@@ -720,7 +773,7 @@
     <w:bookmarkStart w:id="39" w:name="setup"/>
     <w:p>
       <w:pPr>
-        <w:pStyle w:val="Heading4"/>
+        <w:pStyle w:val="Heading3"/>
       </w:pPr>
       <w:r>
         <w:t xml:space="preserve">Setup</w:t>
@@ -754,7 +807,7 @@
     <w:bookmarkStart w:id="40" w:name="procedure"/>
     <w:p>
       <w:pPr>
-        <w:pStyle w:val="Heading4"/>
+        <w:pStyle w:val="Heading3"/>
       </w:pPr>
       <w:r>
         <w:t xml:space="preserve">Procedure</w:t>
@@ -767,51 +820,81 @@
       <w:r>
         <w:t xml:space="preserve">Part A - Without the interneuron (ignore the IPSPs)</w:t>
       </w:r>
-      <w:r>
-        <w:br/>
-      </w:r>
-      <w:r>
-        <w:t xml:space="preserve">1) Tight timing: three input spikes arrive at t = 0, 0, 1 ms (two together, one a millisecond later). Compute V at each step and record the first step at which threshold is crossed. (Check: V = -64.0 at t = 0.)</w:t>
-      </w:r>
-      <w:r>
-        <w:br/>
-      </w:r>
-      <w:r>
-        <w:t xml:space="preserve">2) Spread timing: five input spikes arrive at t = 0, 2, 4, 6, 8 ms. Repeat, running to t = 10. (Check: V = -63.85 at t = 4.)</w:t>
-      </w:r>
-    </w:p>
-    <w:p>
-      <w:pPr>
-        <w:pStyle w:val="BodyText"/>
+    </w:p>
+    <w:p>
+      <w:pPr>
+        <w:numPr>
+          <w:ilvl w:val="0"/>
+          <w:numId w:val="1004"/>
+        </w:numPr>
+        <w:pStyle w:val="Compact"/>
+      </w:pPr>
+      <w:r>
+        <w:t xml:space="preserve">Tight timing: three input spikes arrive at t = 0, 0, 1 ms (two together, one a millisecond later). Compute V at each step and record the first step at which threshold is crossed. (Check: V = -64.0 at t = 0.)</w:t>
+      </w:r>
+    </w:p>
+    <w:p>
+      <w:pPr>
+        <w:numPr>
+          <w:ilvl w:val="0"/>
+          <w:numId w:val="1004"/>
+        </w:numPr>
+        <w:pStyle w:val="Compact"/>
+      </w:pPr>
+      <w:r>
+        <w:t xml:space="preserve">Spread timing: five input spikes arrive at t = 0, 2, 4, 6, 8 ms. Repeat, running to t = 10. (Check: V = -63.85 at t = 4.)</w:t>
+      </w:r>
+    </w:p>
+    <w:p>
+      <w:pPr>
+        <w:pStyle w:val="FirstParagraph"/>
       </w:pPr>
       <w:r>
         <w:t xml:space="preserve">Part B - With the interneuron (include the IPSPs)</w:t>
       </w:r>
-      <w:r>
-        <w:br/>
-      </w:r>
-      <w:r>
-        <w:t xml:space="preserve">3) Repeat step 1. Does the IPSP arrive in time to matter?</w:t>
-      </w:r>
-      <w:r>
-        <w:br/>
-      </w:r>
-      <w:r>
-        <w:t xml:space="preserve">4) Repeat step 2. Record V at every step through t = 10.</w:t>
-      </w:r>
-    </w:p>
-    <w:p>
-      <w:pPr>
-        <w:pStyle w:val="BodyText"/>
+    </w:p>
+    <w:p>
+      <w:pPr>
+        <w:numPr>
+          <w:ilvl w:val="0"/>
+          <w:numId w:val="1005"/>
+        </w:numPr>
+        <w:pStyle w:val="Compact"/>
+      </w:pPr>
+      <w:r>
+        <w:t xml:space="preserve">Repeat step 1. Does the IPSP arrive in time to matter?</w:t>
+      </w:r>
+    </w:p>
+    <w:p>
+      <w:pPr>
+        <w:numPr>
+          <w:ilvl w:val="0"/>
+          <w:numId w:val="1005"/>
+        </w:numPr>
+        <w:pStyle w:val="Compact"/>
+      </w:pPr>
+      <w:r>
+        <w:t xml:space="preserve">Repeat step 2. Record V at every step through t = 10.</w:t>
+      </w:r>
+    </w:p>
+    <w:p>
+      <w:pPr>
+        <w:pStyle w:val="FirstParagraph"/>
       </w:pPr>
       <w:r>
         <w:t xml:space="preserve">Part C - Interpretation</w:t>
       </w:r>
-      <w:r>
-        <w:br/>
-      </w:r>
-      <w:r>
-        <w:t xml:space="preserve">5) Fill a 2 x 2 table (tight vs spread timing; with vs without inhibition) with</w:t>
+    </w:p>
+    <w:p>
+      <w:pPr>
+        <w:numPr>
+          <w:ilvl w:val="0"/>
+          <w:numId w:val="1006"/>
+        </w:numPr>
+        <w:pStyle w:val="Compact"/>
+      </w:pPr>
+      <w:r>
+        <w:t xml:space="preserve">Fill a 2 x 2 table (tight vs spread timing; with vs without inhibition) with</w:t>
       </w:r>
       <w:r>
         <w:t xml:space="preserve"> </w:t>
@@ -843,11 +926,17 @@
       <w:r>
         <w:t xml:space="preserve">”</w:t>
       </w:r>
-      <w:r>
-        <w:br/>
-      </w:r>
-      <w:r>
-        <w:t xml:space="preserve">6) Write 6-10 sentences: which of the four cases did the interneuron change, why does the 2 ms delay of the IPSP matter, what would happen to the spread case if the inputs were ten instead of five, and where in the chapter does the brain use this trick?</w:t>
+    </w:p>
+    <w:p>
+      <w:pPr>
+        <w:numPr>
+          <w:ilvl w:val="0"/>
+          <w:numId w:val="1006"/>
+        </w:numPr>
+        <w:pStyle w:val="Compact"/>
+      </w:pPr>
+      <w:r>
+        <w:t xml:space="preserve">Write 6-10 sentences: which of the four cases did the interneuron change, why does the 2 ms delay of the IPSP matter, what would happen to the spread case if the inputs were ten instead of five, and where in the chapter does the brain use this trick?</w:t>
       </w:r>
     </w:p>
     <w:bookmarkEnd w:id="40"/>
@@ -855,16 +944,16 @@
     <w:bookmarkStart w:id="46" w:name="X8490edab5fabafb4bc33e54e4bbbb3481e96da8"/>
     <w:p>
       <w:pPr>
+        <w:pStyle w:val="Heading2"/>
+      </w:pPr>
+      <w:r>
+        <w:t xml:space="preserve">Lab 4.2 - Excitation-Inhibition Balance by Hand</w:t>
+      </w:r>
+    </w:p>
+    <w:bookmarkStart w:id="42" w:name="purpose-1"/>
+    <w:p>
+      <w:pPr>
         <w:pStyle w:val="Heading3"/>
-      </w:pPr>
-      <w:r>
-        <w:t xml:space="preserve">Lab 4.2 - Excitation-Inhibition Balance by Hand</w:t>
-      </w:r>
-    </w:p>
-    <w:bookmarkStart w:id="42" w:name="purpose-1"/>
-    <w:p>
-      <w:pPr>
-        <w:pStyle w:val="Heading4"/>
       </w:pPr>
       <w:r>
         <w:t xml:space="preserve">Purpose</w:t>
@@ -882,7 +971,7 @@
     <w:bookmarkStart w:id="43" w:name="given-model"/>
     <w:p>
       <w:pPr>
-        <w:pStyle w:val="Heading4"/>
+        <w:pStyle w:val="Heading3"/>
       </w:pPr>
       <w:r>
         <w:t xml:space="preserve">Given model</w:t>
@@ -942,7 +1031,7 @@
     <w:bookmarkStart w:id="44" w:name="procedure-1"/>
     <w:p>
       <w:pPr>
-        <w:pStyle w:val="Heading4"/>
+        <w:pStyle w:val="Heading3"/>
       </w:pPr>
       <w:r>
         <w:t xml:space="preserve">Procedure</w:t>
@@ -952,7 +1041,7 @@
       <w:pPr>
         <w:numPr>
           <w:ilvl w:val="0"/>
-          <w:numId w:val="1004"/>
+          <w:numId w:val="1007"/>
         </w:numPr>
         <w:pStyle w:val="Compact"/>
       </w:pPr>
@@ -964,7 +1053,7 @@
       <w:pPr>
         <w:numPr>
           <w:ilvl w:val="0"/>
-          <w:numId w:val="1004"/>
+          <w:numId w:val="1007"/>
         </w:numPr>
         <w:pStyle w:val="Compact"/>
       </w:pPr>
@@ -976,7 +1065,7 @@
       <w:pPr>
         <w:numPr>
           <w:ilvl w:val="0"/>
-          <w:numId w:val="1004"/>
+          <w:numId w:val="1007"/>
         </w:numPr>
         <w:pStyle w:val="Compact"/>
       </w:pPr>
@@ -988,7 +1077,7 @@
       <w:pPr>
         <w:numPr>
           <w:ilvl w:val="0"/>
-          <w:numId w:val="1004"/>
+          <w:numId w:val="1007"/>
         </w:numPr>
         <w:pStyle w:val="Compact"/>
       </w:pPr>
@@ -1000,7 +1089,7 @@
       <w:pPr>
         <w:numPr>
           <w:ilvl w:val="0"/>
-          <w:numId w:val="1004"/>
+          <w:numId w:val="1007"/>
         </w:numPr>
         <w:pStyle w:val="Compact"/>
       </w:pPr>
@@ -1012,7 +1101,7 @@
       <w:pPr>
         <w:numPr>
           <w:ilvl w:val="0"/>
-          <w:numId w:val="1004"/>
+          <w:numId w:val="1007"/>
         </w:numPr>
         <w:pStyle w:val="Compact"/>
       </w:pPr>
@@ -1024,7 +1113,7 @@
     <w:bookmarkStart w:id="45" w:name="X10d9b91b781dcb66802a72e57dff1b24da2f12a"/>
     <w:p>
       <w:pPr>
-        <w:pStyle w:val="Heading4"/>
+        <w:pStyle w:val="Heading3"/>
       </w:pPr>
       <w:r>
         <w:t xml:space="preserve">Optional code extension (Python, about 15 lines)</w:t>
@@ -1043,16 +1132,16 @@
     <w:bookmarkStart w:id="51" w:name="Xceb9720cd7ccb5507932a065b860a7926aaf350"/>
     <w:p>
       <w:pPr>
+        <w:pStyle w:val="Heading2"/>
+      </w:pPr>
+      <w:r>
+        <w:t xml:space="preserve">Lab 4.3 - A Half-Center Oscillator in Twenty Steps</w:t>
+      </w:r>
+    </w:p>
+    <w:bookmarkStart w:id="47" w:name="purpose-2"/>
+    <w:p>
+      <w:pPr>
         <w:pStyle w:val="Heading3"/>
-      </w:pPr>
-      <w:r>
-        <w:t xml:space="preserve">Lab 4.3 - A Half-Center Oscillator in Twenty Steps</w:t>
-      </w:r>
-    </w:p>
-    <w:bookmarkStart w:id="47" w:name="purpose-2"/>
-    <w:p>
-      <w:pPr>
-        <w:pStyle w:val="Heading4"/>
       </w:pPr>
       <w:r>
         <w:t xml:space="preserve">Purpose</w:t>
@@ -1070,7 +1159,7 @@
     <w:bookmarkStart w:id="48" w:name="given-model-1"/>
     <w:p>
       <w:pPr>
-        <w:pStyle w:val="Heading4"/>
+        <w:pStyle w:val="Heading3"/>
       </w:pPr>
       <w:r>
         <w:t xml:space="preserve">Given model</w:t>
@@ -1130,7 +1219,7 @@
     <w:bookmarkStart w:id="49" w:name="procedure-2"/>
     <w:p>
       <w:pPr>
-        <w:pStyle w:val="Heading4"/>
+        <w:pStyle w:val="Heading3"/>
       </w:pPr>
       <w:r>
         <w:t xml:space="preserve">Procedure</w:t>
@@ -1140,7 +1229,7 @@
       <w:pPr>
         <w:numPr>
           <w:ilvl w:val="0"/>
-          <w:numId w:val="1005"/>
+          <w:numId w:val="1008"/>
         </w:numPr>
         <w:pStyle w:val="Compact"/>
       </w:pPr>
@@ -1170,7 +1259,7 @@
       <w:pPr>
         <w:numPr>
           <w:ilvl w:val="0"/>
-          <w:numId w:val="1005"/>
+          <w:numId w:val="1008"/>
         </w:numPr>
         <w:pStyle w:val="Compact"/>
       </w:pPr>
@@ -1182,7 +1271,7 @@
       <w:pPr>
         <w:numPr>
           <w:ilvl w:val="0"/>
-          <w:numId w:val="1005"/>
+          <w:numId w:val="1008"/>
         </w:numPr>
         <w:pStyle w:val="Compact"/>
       </w:pPr>
@@ -1194,7 +1283,7 @@
       <w:pPr>
         <w:numPr>
           <w:ilvl w:val="0"/>
-          <w:numId w:val="1005"/>
+          <w:numId w:val="1008"/>
         </w:numPr>
         <w:pStyle w:val="Compact"/>
       </w:pPr>
@@ -1206,7 +1295,7 @@
       <w:pPr>
         <w:numPr>
           <w:ilvl w:val="0"/>
-          <w:numId w:val="1005"/>
+          <w:numId w:val="1008"/>
         </w:numPr>
         <w:pStyle w:val="Compact"/>
       </w:pPr>
@@ -1218,7 +1307,7 @@
       <w:pPr>
         <w:numPr>
           <w:ilvl w:val="0"/>
-          <w:numId w:val="1005"/>
+          <w:numId w:val="1008"/>
         </w:numPr>
         <w:pStyle w:val="Compact"/>
       </w:pPr>
@@ -1230,7 +1319,7 @@
     <w:bookmarkStart w:id="50" w:name="X0990e6a10225ab13b5c4f5b91ef16e08f232d2b"/>
     <w:p>
       <w:pPr>
-        <w:pStyle w:val="Heading4"/>
+        <w:pStyle w:val="Heading3"/>
       </w:pPr>
       <w:r>
         <w:t xml:space="preserve">Optional code extension (Python, about 20 lines)</w:t>
@@ -1264,16 +1353,16 @@
     <w:bookmarkStart w:id="55" w:name="Xb1edf8b517ece177a88e30d99d8e257867e33f6"/>
     <w:p>
       <w:pPr>
+        <w:pStyle w:val="Heading2"/>
+      </w:pPr>
+      <w:r>
+        <w:t xml:space="preserve">Lab 4.4 - Selection by Disinhibition (a paper basal ganglia)</w:t>
+      </w:r>
+    </w:p>
+    <w:bookmarkStart w:id="52" w:name="purpose-3"/>
+    <w:p>
+      <w:pPr>
         <w:pStyle w:val="Heading3"/>
-      </w:pPr>
-      <w:r>
-        <w:t xml:space="preserve">Lab 4.4 - Selection by Disinhibition (a paper basal ganglia)</w:t>
-      </w:r>
-    </w:p>
-    <w:bookmarkStart w:id="52" w:name="purpose-3"/>
-    <w:p>
-      <w:pPr>
-        <w:pStyle w:val="Heading4"/>
       </w:pPr>
       <w:r>
         <w:t xml:space="preserve">Purpose</w:t>
@@ -1291,7 +1380,7 @@
     <w:bookmarkStart w:id="53" w:name="given-model-2"/>
     <w:p>
       <w:pPr>
-        <w:pStyle w:val="Heading4"/>
+        <w:pStyle w:val="Heading3"/>
       </w:pPr>
       <w:r>
         <w:t xml:space="preserve">Given model</w:t>
@@ -1327,7 +1416,7 @@
     <w:bookmarkStart w:id="54" w:name="procedure-3"/>
     <w:p>
       <w:pPr>
-        <w:pStyle w:val="Heading4"/>
+        <w:pStyle w:val="Heading3"/>
       </w:pPr>
       <w:r>
         <w:t xml:space="preserve">Procedure</w:t>
@@ -1340,67 +1429,97 @@
       <w:r>
         <w:t xml:space="preserve">Part A - Normal dopamine</w:t>
       </w:r>
-      <w:r>
-        <w:br/>
-      </w:r>
-      <w:r>
-        <w:t xml:space="preserve">1) With G = 1.0, compute striatal activation and output inhibition for A, B, C. Which actions are released?</w:t>
-      </w:r>
-    </w:p>
-    <w:p>
-      <w:pPr>
-        <w:pStyle w:val="BodyText"/>
+    </w:p>
+    <w:p>
+      <w:pPr>
+        <w:numPr>
+          <w:ilvl w:val="0"/>
+          <w:numId w:val="1009"/>
+        </w:numPr>
+        <w:pStyle w:val="Compact"/>
+      </w:pPr>
+      <w:r>
+        <w:t xml:space="preserve">With G = 1.0, compute striatal activation and output inhibition for A, B, C. Which actions are released?</w:t>
+      </w:r>
+    </w:p>
+    <w:p>
+      <w:pPr>
+        <w:pStyle w:val="FirstParagraph"/>
       </w:pPr>
       <w:r>
         <w:t xml:space="preserve">Part B - Low dopamine</w:t>
       </w:r>
-      <w:r>
-        <w:br/>
-      </w:r>
-      <w:r>
-        <w:t xml:space="preserve">2) Repeat with G = 0.5. Which actions are released? Relate the result to the chapter’s remark about Parkinson’s disease.</w:t>
-      </w:r>
-    </w:p>
-    <w:p>
-      <w:pPr>
-        <w:pStyle w:val="BodyText"/>
+    </w:p>
+    <w:p>
+      <w:pPr>
+        <w:numPr>
+          <w:ilvl w:val="0"/>
+          <w:numId w:val="1010"/>
+        </w:numPr>
+        <w:pStyle w:val="Compact"/>
+      </w:pPr>
+      <w:r>
+        <w:t xml:space="preserve">Repeat with G = 0.5. Which actions are released? Relate the result to the chapter’s remark about Parkinson’s disease.</w:t>
+      </w:r>
+    </w:p>
+    <w:p>
+      <w:pPr>
+        <w:pStyle w:val="FirstParagraph"/>
       </w:pPr>
       <w:r>
         <w:t xml:space="preserve">Part C - High dopamine</w:t>
       </w:r>
-      <w:r>
-        <w:br/>
-      </w:r>
-      <w:r>
-        <w:t xml:space="preserve">3) Repeat with G = 1.5. Which actions are released? What would an animal in this state look like?</w:t>
-      </w:r>
-    </w:p>
-    <w:p>
-      <w:pPr>
-        <w:pStyle w:val="BodyText"/>
+    </w:p>
+    <w:p>
+      <w:pPr>
+        <w:numPr>
+          <w:ilvl w:val="0"/>
+          <w:numId w:val="1011"/>
+        </w:numPr>
+        <w:pStyle w:val="Compact"/>
+      </w:pPr>
+      <w:r>
+        <w:t xml:space="preserve">Repeat with G = 1.5. Which actions are released? What would an animal in this state look like?</w:t>
+      </w:r>
+    </w:p>
+    <w:p>
+      <w:pPr>
+        <w:pStyle w:val="FirstParagraph"/>
       </w:pPr>
       <w:r>
         <w:t xml:space="preserve">Part D - Learning</w:t>
       </w:r>
-      <w:r>
-        <w:br/>
-      </w:r>
-      <w:r>
-        <w:t xml:space="preserve">4) Return to G = 1.0. Suppose action B was followed by a positive prediction error on the last three trials and its cortex-to-striatum synapses have strengthened so that its effective drive is now 0.8. Recompute. Has the selection changed? Name the chapter in which this learning rule was introduced.</w:t>
-      </w:r>
-    </w:p>
-    <w:p>
-      <w:pPr>
-        <w:pStyle w:val="BodyText"/>
+    </w:p>
+    <w:p>
+      <w:pPr>
+        <w:numPr>
+          <w:ilvl w:val="0"/>
+          <w:numId w:val="1012"/>
+        </w:numPr>
+        <w:pStyle w:val="Compact"/>
+      </w:pPr>
+      <w:r>
+        <w:t xml:space="preserve">Return to G = 1.0. Suppose action B was followed by a positive prediction error on the last three trials and its cortex-to-striatum synapses have strengthened so that its effective drive is now 0.8. Recompute. Has the selection changed? Name the chapter in which this learning rule was introduced.</w:t>
+      </w:r>
+    </w:p>
+    <w:p>
+      <w:pPr>
+        <w:pStyle w:val="FirstParagraph"/>
       </w:pPr>
       <w:r>
         <w:t xml:space="preserve">Part E - Comparison with argmax</w:t>
       </w:r>
-      <w:r>
-        <w:br/>
-      </w:r>
-      <w:r>
-        <w:t xml:space="preserve">5) Suppose instead that the system simply released whichever action had the largest cortical drive. With drives 0.9, 0.6, 0.3 the result is the same as Part A. Now set all three drives to 0.1 and compare the two rules. Which rule produces</w:t>
+    </w:p>
+    <w:p>
+      <w:pPr>
+        <w:numPr>
+          <w:ilvl w:val="0"/>
+          <w:numId w:val="1013"/>
+        </w:numPr>
+        <w:pStyle w:val="Compact"/>
+      </w:pPr>
+      <w:r>
+        <w:t xml:space="preserve">Suppose instead that the system simply released whichever action had the largest cortical drive. With drives 0.9, 0.6, 0.3 the result is the same as Part A. Now set all three drives to 0.1 and compare the two rules. Which rule produces</w:t>
       </w:r>
       <w:r>
         <w:t xml:space="preserve"> </w:t>
@@ -1420,11 +1539,17 @@
       <w:r>
         <w:t xml:space="preserve">and why does the chapter call that fail-safe?</w:t>
       </w:r>
-      <w:r>
-        <w:br/>
-      </w:r>
-      <w:r>
-        <w:t xml:space="preserve">6) Write 8-12 sentences: what does default-off buy an organism in an uncertain environment, and what does it cost?</w:t>
+    </w:p>
+    <w:p>
+      <w:pPr>
+        <w:numPr>
+          <w:ilvl w:val="0"/>
+          <w:numId w:val="1013"/>
+        </w:numPr>
+        <w:pStyle w:val="Compact"/>
+      </w:pPr>
+      <w:r>
+        <w:t xml:space="preserve">Write 8-12 sentences: what does default-off buy an organism in an uncertain environment, and what does it cost?</w:t>
       </w:r>
     </w:p>
     <w:bookmarkEnd w:id="54"/>
@@ -1432,16 +1557,16 @@
     <w:bookmarkStart w:id="60" w:name="X6da168e6b4ed558bcca8d1763f9592f23ea918a"/>
     <w:p>
       <w:pPr>
+        <w:pStyle w:val="Heading2"/>
+      </w:pPr>
+      <w:r>
+        <w:t xml:space="preserve">Lab 4.5 - Small Worlds on a Ring (wiring cost versus path length)</w:t>
+      </w:r>
+    </w:p>
+    <w:bookmarkStart w:id="56" w:name="purpose-4"/>
+    <w:p>
+      <w:pPr>
         <w:pStyle w:val="Heading3"/>
-      </w:pPr>
-      <w:r>
-        <w:t xml:space="preserve">Lab 4.5 - Small Worlds on a Ring (wiring cost versus path length)</w:t>
-      </w:r>
-    </w:p>
-    <w:bookmarkStart w:id="56" w:name="purpose-4"/>
-    <w:p>
-      <w:pPr>
-        <w:pStyle w:val="Heading4"/>
       </w:pPr>
       <w:r>
         <w:t xml:space="preserve">Purpose</w:t>
@@ -1459,7 +1584,7 @@
     <w:bookmarkStart w:id="57" w:name="given-model-3"/>
     <w:p>
       <w:pPr>
-        <w:pStyle w:val="Heading4"/>
+        <w:pStyle w:val="Heading3"/>
       </w:pPr>
       <w:r>
         <w:t xml:space="preserve">Given model</w:t>
@@ -1489,7 +1614,7 @@
     <w:bookmarkStart w:id="58" w:name="procedure-4"/>
     <w:p>
       <w:pPr>
-        <w:pStyle w:val="Heading4"/>
+        <w:pStyle w:val="Heading3"/>
       </w:pPr>
       <w:r>
         <w:t xml:space="preserve">Procedure</w:t>
@@ -1502,78 +1627,120 @@
       <w:r>
         <w:t xml:space="preserve">Part A - Nearest neighbors only</w:t>
       </w:r>
-      <w:r>
-        <w:br/>
-      </w:r>
-      <w:r>
-        <w:t xml:space="preserve">1) Draw the ring with each node connected to its two neighbors (12 edges).</w:t>
-      </w:r>
-      <w:r>
-        <w:br/>
-      </w:r>
-      <w:r>
-        <w:t xml:space="preserve">2) From node 0, write the path length to every other node. Average them.</w:t>
-      </w:r>
-      <w:r>
-        <w:br/>
-      </w:r>
-      <w:r>
-        <w:t xml:space="preserve">3) By symmetry the average is the same from every node. Record the average path length, the longest path, and the total wiring cost. (Check: average 3.27, longest 6, cost 12.)</w:t>
-      </w:r>
-    </w:p>
-    <w:p>
-      <w:pPr>
-        <w:pStyle w:val="BodyText"/>
+    </w:p>
+    <w:p>
+      <w:pPr>
+        <w:numPr>
+          <w:ilvl w:val="0"/>
+          <w:numId w:val="1014"/>
+        </w:numPr>
+        <w:pStyle w:val="Compact"/>
+      </w:pPr>
+      <w:r>
+        <w:t xml:space="preserve">Draw the ring with each node connected to its two neighbors (12 edges).</w:t>
+      </w:r>
+    </w:p>
+    <w:p>
+      <w:pPr>
+        <w:numPr>
+          <w:ilvl w:val="0"/>
+          <w:numId w:val="1014"/>
+        </w:numPr>
+        <w:pStyle w:val="Compact"/>
+      </w:pPr>
+      <w:r>
+        <w:t xml:space="preserve">From node 0, write the path length to every other node. Average them.</w:t>
+      </w:r>
+    </w:p>
+    <w:p>
+      <w:pPr>
+        <w:numPr>
+          <w:ilvl w:val="0"/>
+          <w:numId w:val="1014"/>
+        </w:numPr>
+        <w:pStyle w:val="Compact"/>
+      </w:pPr>
+      <w:r>
+        <w:t xml:space="preserve">By symmetry the average is the same from every node. Record the average path length, the longest path, and the total wiring cost. (Check: average 3.27, longest 6, cost 12.)</w:t>
+      </w:r>
+    </w:p>
+    <w:p>
+      <w:pPr>
+        <w:pStyle w:val="FirstParagraph"/>
       </w:pPr>
       <w:r>
         <w:t xml:space="preserve">Part B - Two shortcuts</w:t>
       </w:r>
-      <w:r>
-        <w:br/>
-      </w:r>
-      <w:r>
-        <w:t xml:space="preserve">4) Add edges 0-6 and 3-9. Recompute path lengths from node 0 and from node 1 (the two are no longer identical; average the two sets). Record the longest path and the total wiring cost. (Check: cost 24, longest path 4.)</w:t>
-      </w:r>
-    </w:p>
-    <w:p>
-      <w:pPr>
-        <w:pStyle w:val="BodyText"/>
+    </w:p>
+    <w:p>
+      <w:pPr>
+        <w:numPr>
+          <w:ilvl w:val="0"/>
+          <w:numId w:val="1015"/>
+        </w:numPr>
+        <w:pStyle w:val="Compact"/>
+      </w:pPr>
+      <w:r>
+        <w:t xml:space="preserve">Add edges 0-6 and 3-9. Recompute path lengths from node 0 and from node 1 (the two are no longer identical; average the two sets). Record the longest path and the total wiring cost. (Check: cost 24, longest path 4.)</w:t>
+      </w:r>
+    </w:p>
+    <w:p>
+      <w:pPr>
+        <w:pStyle w:val="FirstParagraph"/>
       </w:pPr>
       <w:r>
         <w:t xml:space="preserve">Part C - Dense local wiring</w:t>
       </w:r>
-      <w:r>
-        <w:br/>
-      </w:r>
-      <w:r>
-        <w:t xml:space="preserve">5) Remove the shortcuts. Instead connect every node to its neighbors at distance 1 and 2 (24 edges). Recompute from node 0. (Check: average 1.91, longest 3, cost 36.)</w:t>
-      </w:r>
-    </w:p>
-    <w:p>
-      <w:pPr>
-        <w:pStyle w:val="BodyText"/>
+    </w:p>
+    <w:p>
+      <w:pPr>
+        <w:numPr>
+          <w:ilvl w:val="0"/>
+          <w:numId w:val="1016"/>
+        </w:numPr>
+        <w:pStyle w:val="Compact"/>
+      </w:pPr>
+      <w:r>
+        <w:t xml:space="preserve">Remove the shortcuts. Instead connect every node to its neighbors at distance 1 and 2 (24 edges). Recompute from node 0. (Check: average 1.91, longest 3, cost 36.)</w:t>
+      </w:r>
+    </w:p>
+    <w:p>
+      <w:pPr>
+        <w:pStyle w:val="FirstParagraph"/>
       </w:pPr>
       <w:r>
         <w:t xml:space="preserve">Part D - Interpretation</w:t>
       </w:r>
-      <w:r>
-        <w:br/>
-      </w:r>
-      <w:r>
-        <w:t xml:space="preserve">6) Make a table: design, average path length, longest path, wiring cost.</w:t>
-      </w:r>
-      <w:r>
-        <w:br/>
-      </w:r>
-      <w:r>
-        <w:t xml:space="preserve">7) Write 8-12 sentences: which design gives the largest reduction in path length per unit of wire? Why does the brain, which pays for every axon, end up with mostly local wiring and a few long tracts? What happens to the network of Part B if node 0 is damaged, compared with the network of Part A?</w:t>
+    </w:p>
+    <w:p>
+      <w:pPr>
+        <w:numPr>
+          <w:ilvl w:val="0"/>
+          <w:numId w:val="1017"/>
+        </w:numPr>
+        <w:pStyle w:val="Compact"/>
+      </w:pPr>
+      <w:r>
+        <w:t xml:space="preserve">Make a table: design, average path length, longest path, wiring cost.</w:t>
+      </w:r>
+    </w:p>
+    <w:p>
+      <w:pPr>
+        <w:numPr>
+          <w:ilvl w:val="0"/>
+          <w:numId w:val="1017"/>
+        </w:numPr>
+        <w:pStyle w:val="Compact"/>
+      </w:pPr>
+      <w:r>
+        <w:t xml:space="preserve">Write 8-12 sentences: which design gives the largest reduction in path length per unit of wire? Why does the brain, which pays for every axon, end up with mostly local wiring and a few long tracts? What happens to the network of Part B if node 0 is damaged, compared with the network of Part A?</w:t>
       </w:r>
     </w:p>
     <w:bookmarkEnd w:id="58"/>
     <w:bookmarkStart w:id="59" w:name="Xc87978686ecc3a843509db04e990c6ef8d55205"/>
     <w:p>
       <w:pPr>
-        <w:pStyle w:val="Heading4"/>
+        <w:pStyle w:val="Heading3"/>
       </w:pPr>
       <w:r>
         <w:t xml:space="preserve">Optional code extension (Python, about 25 lines)</w:t>
@@ -1592,16 +1759,16 @@
     <w:bookmarkStart w:id="63" w:name="Xb266abf3affb154290c9838f5ba6d11ef621b36"/>
     <w:p>
       <w:pPr>
+        <w:pStyle w:val="Heading2"/>
+      </w:pPr>
+      <w:r>
+        <w:t xml:space="preserve">Lab 4.6 - From Reflex to Coordinated Behavior (concept map)</w:t>
+      </w:r>
+    </w:p>
+    <w:bookmarkStart w:id="61" w:name="purpose-5"/>
+    <w:p>
+      <w:pPr>
         <w:pStyle w:val="Heading3"/>
-      </w:pPr>
-      <w:r>
-        <w:t xml:space="preserve">Lab 4.6 - From Reflex to Coordinated Behavior (concept map)</w:t>
-      </w:r>
-    </w:p>
-    <w:bookmarkStart w:id="61" w:name="purpose-5"/>
-    <w:p>
-      <w:pPr>
-        <w:pStyle w:val="Heading4"/>
       </w:pPr>
       <w:r>
         <w:t xml:space="preserve">Purpose</w:t>
@@ -1619,7 +1786,7 @@
     <w:bookmarkStart w:id="62" w:name="procedure-5"/>
     <w:p>
       <w:pPr>
-        <w:pStyle w:val="Heading4"/>
+        <w:pStyle w:val="Heading3"/>
       </w:pPr>
       <w:r>
         <w:t xml:space="preserve">Procedure</w:t>
@@ -1629,7 +1796,7 @@
       <w:pPr>
         <w:numPr>
           <w:ilvl w:val="0"/>
-          <w:numId w:val="1006"/>
+          <w:numId w:val="1018"/>
         </w:numPr>
         <w:pStyle w:val="Compact"/>
       </w:pPr>
@@ -1641,7 +1808,7 @@
       <w:pPr>
         <w:numPr>
           <w:ilvl w:val="0"/>
-          <w:numId w:val="1006"/>
+          <w:numId w:val="1018"/>
         </w:numPr>
         <w:pStyle w:val="Compact"/>
       </w:pPr>
@@ -1653,7 +1820,7 @@
       <w:pPr>
         <w:numPr>
           <w:ilvl w:val="0"/>
-          <w:numId w:val="1006"/>
+          <w:numId w:val="1018"/>
         </w:numPr>
         <w:pStyle w:val="Compact"/>
       </w:pPr>
@@ -1665,7 +1832,7 @@
       <w:pPr>
         <w:numPr>
           <w:ilvl w:val="0"/>
-          <w:numId w:val="1006"/>
+          <w:numId w:val="1018"/>
         </w:numPr>
         <w:pStyle w:val="Compact"/>
       </w:pPr>
@@ -1689,7 +1856,7 @@
       <w:pPr>
         <w:numPr>
           <w:ilvl w:val="0"/>
-          <w:numId w:val="1006"/>
+          <w:numId w:val="1018"/>
         </w:numPr>
         <w:pStyle w:val="Compact"/>
       </w:pPr>
@@ -1701,7 +1868,7 @@
       <w:pPr>
         <w:numPr>
           <w:ilvl w:val="0"/>
-          <w:numId w:val="1006"/>
+          <w:numId w:val="1018"/>
         </w:numPr>
         <w:pStyle w:val="Compact"/>
       </w:pPr>
@@ -1713,7 +1880,7 @@
       <w:pPr>
         <w:numPr>
           <w:ilvl w:val="0"/>
-          <w:numId w:val="1006"/>
+          <w:numId w:val="1018"/>
         </w:numPr>
         <w:pStyle w:val="Compact"/>
       </w:pPr>
@@ -1725,7 +1892,7 @@
       <w:pPr>
         <w:numPr>
           <w:ilvl w:val="0"/>
-          <w:numId w:val="1006"/>
+          <w:numId w:val="1018"/>
         </w:numPr>
         <w:pStyle w:val="Compact"/>
       </w:pPr>
@@ -1737,7 +1904,7 @@
       <w:pPr>
         <w:numPr>
           <w:ilvl w:val="0"/>
-          <w:numId w:val="1006"/>
+          <w:numId w:val="1018"/>
         </w:numPr>
         <w:pStyle w:val="Compact"/>
       </w:pPr>
@@ -1748,8 +1915,10 @@
     <w:bookmarkEnd w:id="62"/>
     <w:bookmarkEnd w:id="63"/>
     <w:bookmarkEnd w:id="64"/>
-    <w:bookmarkEnd w:id="65"/>
-    <w:sectPr/>
+    <w:sectPr>
+      <w:pgSz w:h="15840" w:w="12240"/>
+      <w:pgMar w:bottom="1440" w:left="1440" w:right="1440" w:top="1440"/>
+    </w:sectPr>
   </w:body>
 </w:document>
 </file>
@@ -2008,6 +2177,431 @@
     </w:lvl>
     <w:lvl w:ilvl="8">
       <w:start w:val="1"/>
+      <w:numFmt w:val="decimal"/>
+      <w:lvlText w:val="%9)"/>
+      <w:lvlJc w:val="left"/>
+      <w:pPr>
+        <w:ind w:left="6480" w:hanging="480"/>
+      </w:pPr>
+    </w:lvl>
+  </w:abstractNum>
+  <w:abstractNum w:abstractNumId="99423">
+    <w:nsid w:val="A99423"/>
+    <w:multiLevelType w:val="multilevel"/>
+    <w:lvl w:ilvl="0">
+      <w:start w:val="3"/>
+      <w:numFmt w:val="decimal"/>
+      <w:lvlText w:val="%1)"/>
+      <w:lvlJc w:val="left"/>
+      <w:pPr>
+        <w:ind w:left="720" w:hanging="480"/>
+      </w:pPr>
+    </w:lvl>
+    <w:lvl w:ilvl="1">
+      <w:start w:val="3"/>
+      <w:numFmt w:val="decimal"/>
+      <w:lvlText w:val="%2)"/>
+      <w:lvlJc w:val="left"/>
+      <w:pPr>
+        <w:ind w:left="1440" w:hanging="480"/>
+      </w:pPr>
+    </w:lvl>
+    <w:lvl w:ilvl="2">
+      <w:start w:val="3"/>
+      <w:numFmt w:val="decimal"/>
+      <w:lvlText w:val="%3)"/>
+      <w:lvlJc w:val="left"/>
+      <w:pPr>
+        <w:ind w:left="2160" w:hanging="480"/>
+      </w:pPr>
+    </w:lvl>
+    <w:lvl w:ilvl="3">
+      <w:start w:val="3"/>
+      <w:numFmt w:val="decimal"/>
+      <w:lvlText w:val="%4)"/>
+      <w:lvlJc w:val="left"/>
+      <w:pPr>
+        <w:ind w:left="2880" w:hanging="480"/>
+      </w:pPr>
+    </w:lvl>
+    <w:lvl w:ilvl="4">
+      <w:start w:val="3"/>
+      <w:numFmt w:val="decimal"/>
+      <w:lvlText w:val="%5)"/>
+      <w:lvlJc w:val="left"/>
+      <w:pPr>
+        <w:ind w:left="3600" w:hanging="480"/>
+      </w:pPr>
+    </w:lvl>
+    <w:lvl w:ilvl="5">
+      <w:start w:val="3"/>
+      <w:numFmt w:val="decimal"/>
+      <w:lvlText w:val="%6)"/>
+      <w:lvlJc w:val="left"/>
+      <w:pPr>
+        <w:ind w:left="4320" w:hanging="480"/>
+      </w:pPr>
+    </w:lvl>
+    <w:lvl w:ilvl="6">
+      <w:start w:val="3"/>
+      <w:numFmt w:val="decimal"/>
+      <w:lvlText w:val="%7)"/>
+      <w:lvlJc w:val="left"/>
+      <w:pPr>
+        <w:ind w:left="5040" w:hanging="480"/>
+      </w:pPr>
+    </w:lvl>
+    <w:lvl w:ilvl="7">
+      <w:start w:val="3"/>
+      <w:numFmt w:val="decimal"/>
+      <w:lvlText w:val="%8)"/>
+      <w:lvlJc w:val="left"/>
+      <w:pPr>
+        <w:ind w:left="5760" w:hanging="480"/>
+      </w:pPr>
+    </w:lvl>
+    <w:lvl w:ilvl="8">
+      <w:start w:val="3"/>
+      <w:numFmt w:val="decimal"/>
+      <w:lvlText w:val="%9)"/>
+      <w:lvlJc w:val="left"/>
+      <w:pPr>
+        <w:ind w:left="6480" w:hanging="480"/>
+      </w:pPr>
+    </w:lvl>
+  </w:abstractNum>
+  <w:abstractNum w:abstractNumId="99425">
+    <w:nsid w:val="A99425"/>
+    <w:multiLevelType w:val="multilevel"/>
+    <w:lvl w:ilvl="0">
+      <w:start w:val="5"/>
+      <w:numFmt w:val="decimal"/>
+      <w:lvlText w:val="%1)"/>
+      <w:lvlJc w:val="left"/>
+      <w:pPr>
+        <w:ind w:left="720" w:hanging="480"/>
+      </w:pPr>
+    </w:lvl>
+    <w:lvl w:ilvl="1">
+      <w:start w:val="5"/>
+      <w:numFmt w:val="decimal"/>
+      <w:lvlText w:val="%2)"/>
+      <w:lvlJc w:val="left"/>
+      <w:pPr>
+        <w:ind w:left="1440" w:hanging="480"/>
+      </w:pPr>
+    </w:lvl>
+    <w:lvl w:ilvl="2">
+      <w:start w:val="5"/>
+      <w:numFmt w:val="decimal"/>
+      <w:lvlText w:val="%3)"/>
+      <w:lvlJc w:val="left"/>
+      <w:pPr>
+        <w:ind w:left="2160" w:hanging="480"/>
+      </w:pPr>
+    </w:lvl>
+    <w:lvl w:ilvl="3">
+      <w:start w:val="5"/>
+      <w:numFmt w:val="decimal"/>
+      <w:lvlText w:val="%4)"/>
+      <w:lvlJc w:val="left"/>
+      <w:pPr>
+        <w:ind w:left="2880" w:hanging="480"/>
+      </w:pPr>
+    </w:lvl>
+    <w:lvl w:ilvl="4">
+      <w:start w:val="5"/>
+      <w:numFmt w:val="decimal"/>
+      <w:lvlText w:val="%5)"/>
+      <w:lvlJc w:val="left"/>
+      <w:pPr>
+        <w:ind w:left="3600" w:hanging="480"/>
+      </w:pPr>
+    </w:lvl>
+    <w:lvl w:ilvl="5">
+      <w:start w:val="5"/>
+      <w:numFmt w:val="decimal"/>
+      <w:lvlText w:val="%6)"/>
+      <w:lvlJc w:val="left"/>
+      <w:pPr>
+        <w:ind w:left="4320" w:hanging="480"/>
+      </w:pPr>
+    </w:lvl>
+    <w:lvl w:ilvl="6">
+      <w:start w:val="5"/>
+      <w:numFmt w:val="decimal"/>
+      <w:lvlText w:val="%7)"/>
+      <w:lvlJc w:val="left"/>
+      <w:pPr>
+        <w:ind w:left="5040" w:hanging="480"/>
+      </w:pPr>
+    </w:lvl>
+    <w:lvl w:ilvl="7">
+      <w:start w:val="5"/>
+      <w:numFmt w:val="decimal"/>
+      <w:lvlText w:val="%8)"/>
+      <w:lvlJc w:val="left"/>
+      <w:pPr>
+        <w:ind w:left="5760" w:hanging="480"/>
+      </w:pPr>
+    </w:lvl>
+    <w:lvl w:ilvl="8">
+      <w:start w:val="5"/>
+      <w:numFmt w:val="decimal"/>
+      <w:lvlText w:val="%9)"/>
+      <w:lvlJc w:val="left"/>
+      <w:pPr>
+        <w:ind w:left="6480" w:hanging="480"/>
+      </w:pPr>
+    </w:lvl>
+  </w:abstractNum>
+  <w:abstractNum w:abstractNumId="99422">
+    <w:nsid w:val="A99422"/>
+    <w:multiLevelType w:val="multilevel"/>
+    <w:lvl w:ilvl="0">
+      <w:start w:val="2"/>
+      <w:numFmt w:val="decimal"/>
+      <w:lvlText w:val="%1)"/>
+      <w:lvlJc w:val="left"/>
+      <w:pPr>
+        <w:ind w:left="720" w:hanging="480"/>
+      </w:pPr>
+    </w:lvl>
+    <w:lvl w:ilvl="1">
+      <w:start w:val="2"/>
+      <w:numFmt w:val="decimal"/>
+      <w:lvlText w:val="%2)"/>
+      <w:lvlJc w:val="left"/>
+      <w:pPr>
+        <w:ind w:left="1440" w:hanging="480"/>
+      </w:pPr>
+    </w:lvl>
+    <w:lvl w:ilvl="2">
+      <w:start w:val="2"/>
+      <w:numFmt w:val="decimal"/>
+      <w:lvlText w:val="%3)"/>
+      <w:lvlJc w:val="left"/>
+      <w:pPr>
+        <w:ind w:left="2160" w:hanging="480"/>
+      </w:pPr>
+    </w:lvl>
+    <w:lvl w:ilvl="3">
+      <w:start w:val="2"/>
+      <w:numFmt w:val="decimal"/>
+      <w:lvlText w:val="%4)"/>
+      <w:lvlJc w:val="left"/>
+      <w:pPr>
+        <w:ind w:left="2880" w:hanging="480"/>
+      </w:pPr>
+    </w:lvl>
+    <w:lvl w:ilvl="4">
+      <w:start w:val="2"/>
+      <w:numFmt w:val="decimal"/>
+      <w:lvlText w:val="%5)"/>
+      <w:lvlJc w:val="left"/>
+      <w:pPr>
+        <w:ind w:left="3600" w:hanging="480"/>
+      </w:pPr>
+    </w:lvl>
+    <w:lvl w:ilvl="5">
+      <w:start w:val="2"/>
+      <w:numFmt w:val="decimal"/>
+      <w:lvlText w:val="%6)"/>
+      <w:lvlJc w:val="left"/>
+      <w:pPr>
+        <w:ind w:left="4320" w:hanging="480"/>
+      </w:pPr>
+    </w:lvl>
+    <w:lvl w:ilvl="6">
+      <w:start w:val="2"/>
+      <w:numFmt w:val="decimal"/>
+      <w:lvlText w:val="%7)"/>
+      <w:lvlJc w:val="left"/>
+      <w:pPr>
+        <w:ind w:left="5040" w:hanging="480"/>
+      </w:pPr>
+    </w:lvl>
+    <w:lvl w:ilvl="7">
+      <w:start w:val="2"/>
+      <w:numFmt w:val="decimal"/>
+      <w:lvlText w:val="%8)"/>
+      <w:lvlJc w:val="left"/>
+      <w:pPr>
+        <w:ind w:left="5760" w:hanging="480"/>
+      </w:pPr>
+    </w:lvl>
+    <w:lvl w:ilvl="8">
+      <w:start w:val="2"/>
+      <w:numFmt w:val="decimal"/>
+      <w:lvlText w:val="%9)"/>
+      <w:lvlJc w:val="left"/>
+      <w:pPr>
+        <w:ind w:left="6480" w:hanging="480"/>
+      </w:pPr>
+    </w:lvl>
+  </w:abstractNum>
+  <w:abstractNum w:abstractNumId="99424">
+    <w:nsid w:val="A99424"/>
+    <w:multiLevelType w:val="multilevel"/>
+    <w:lvl w:ilvl="0">
+      <w:start w:val="4"/>
+      <w:numFmt w:val="decimal"/>
+      <w:lvlText w:val="%1)"/>
+      <w:lvlJc w:val="left"/>
+      <w:pPr>
+        <w:ind w:left="720" w:hanging="480"/>
+      </w:pPr>
+    </w:lvl>
+    <w:lvl w:ilvl="1">
+      <w:start w:val="4"/>
+      <w:numFmt w:val="decimal"/>
+      <w:lvlText w:val="%2)"/>
+      <w:lvlJc w:val="left"/>
+      <w:pPr>
+        <w:ind w:left="1440" w:hanging="480"/>
+      </w:pPr>
+    </w:lvl>
+    <w:lvl w:ilvl="2">
+      <w:start w:val="4"/>
+      <w:numFmt w:val="decimal"/>
+      <w:lvlText w:val="%3)"/>
+      <w:lvlJc w:val="left"/>
+      <w:pPr>
+        <w:ind w:left="2160" w:hanging="480"/>
+      </w:pPr>
+    </w:lvl>
+    <w:lvl w:ilvl="3">
+      <w:start w:val="4"/>
+      <w:numFmt w:val="decimal"/>
+      <w:lvlText w:val="%4)"/>
+      <w:lvlJc w:val="left"/>
+      <w:pPr>
+        <w:ind w:left="2880" w:hanging="480"/>
+      </w:pPr>
+    </w:lvl>
+    <w:lvl w:ilvl="4">
+      <w:start w:val="4"/>
+      <w:numFmt w:val="decimal"/>
+      <w:lvlText w:val="%5)"/>
+      <w:lvlJc w:val="left"/>
+      <w:pPr>
+        <w:ind w:left="3600" w:hanging="480"/>
+      </w:pPr>
+    </w:lvl>
+    <w:lvl w:ilvl="5">
+      <w:start w:val="4"/>
+      <w:numFmt w:val="decimal"/>
+      <w:lvlText w:val="%6)"/>
+      <w:lvlJc w:val="left"/>
+      <w:pPr>
+        <w:ind w:left="4320" w:hanging="480"/>
+      </w:pPr>
+    </w:lvl>
+    <w:lvl w:ilvl="6">
+      <w:start w:val="4"/>
+      <w:numFmt w:val="decimal"/>
+      <w:lvlText w:val="%7)"/>
+      <w:lvlJc w:val="left"/>
+      <w:pPr>
+        <w:ind w:left="5040" w:hanging="480"/>
+      </w:pPr>
+    </w:lvl>
+    <w:lvl w:ilvl="7">
+      <w:start w:val="4"/>
+      <w:numFmt w:val="decimal"/>
+      <w:lvlText w:val="%8)"/>
+      <w:lvlJc w:val="left"/>
+      <w:pPr>
+        <w:ind w:left="5760" w:hanging="480"/>
+      </w:pPr>
+    </w:lvl>
+    <w:lvl w:ilvl="8">
+      <w:start w:val="4"/>
+      <w:numFmt w:val="decimal"/>
+      <w:lvlText w:val="%9)"/>
+      <w:lvlJc w:val="left"/>
+      <w:pPr>
+        <w:ind w:left="6480" w:hanging="480"/>
+      </w:pPr>
+    </w:lvl>
+  </w:abstractNum>
+  <w:abstractNum w:abstractNumId="99426">
+    <w:nsid w:val="A99426"/>
+    <w:multiLevelType w:val="multilevel"/>
+    <w:lvl w:ilvl="0">
+      <w:start w:val="6"/>
+      <w:numFmt w:val="decimal"/>
+      <w:lvlText w:val="%1)"/>
+      <w:lvlJc w:val="left"/>
+      <w:pPr>
+        <w:ind w:left="720" w:hanging="480"/>
+      </w:pPr>
+    </w:lvl>
+    <w:lvl w:ilvl="1">
+      <w:start w:val="6"/>
+      <w:numFmt w:val="decimal"/>
+      <w:lvlText w:val="%2)"/>
+      <w:lvlJc w:val="left"/>
+      <w:pPr>
+        <w:ind w:left="1440" w:hanging="480"/>
+      </w:pPr>
+    </w:lvl>
+    <w:lvl w:ilvl="2">
+      <w:start w:val="6"/>
+      <w:numFmt w:val="decimal"/>
+      <w:lvlText w:val="%3)"/>
+      <w:lvlJc w:val="left"/>
+      <w:pPr>
+        <w:ind w:left="2160" w:hanging="480"/>
+      </w:pPr>
+    </w:lvl>
+    <w:lvl w:ilvl="3">
+      <w:start w:val="6"/>
+      <w:numFmt w:val="decimal"/>
+      <w:lvlText w:val="%4)"/>
+      <w:lvlJc w:val="left"/>
+      <w:pPr>
+        <w:ind w:left="2880" w:hanging="480"/>
+      </w:pPr>
+    </w:lvl>
+    <w:lvl w:ilvl="4">
+      <w:start w:val="6"/>
+      <w:numFmt w:val="decimal"/>
+      <w:lvlText w:val="%5)"/>
+      <w:lvlJc w:val="left"/>
+      <w:pPr>
+        <w:ind w:left="3600" w:hanging="480"/>
+      </w:pPr>
+    </w:lvl>
+    <w:lvl w:ilvl="5">
+      <w:start w:val="6"/>
+      <w:numFmt w:val="decimal"/>
+      <w:lvlText w:val="%6)"/>
+      <w:lvlJc w:val="left"/>
+      <w:pPr>
+        <w:ind w:left="4320" w:hanging="480"/>
+      </w:pPr>
+    </w:lvl>
+    <w:lvl w:ilvl="6">
+      <w:start w:val="6"/>
+      <w:numFmt w:val="decimal"/>
+      <w:lvlText w:val="%7)"/>
+      <w:lvlJc w:val="left"/>
+      <w:pPr>
+        <w:ind w:left="5040" w:hanging="480"/>
+      </w:pPr>
+    </w:lvl>
+    <w:lvl w:ilvl="7">
+      <w:start w:val="6"/>
+      <w:numFmt w:val="decimal"/>
+      <w:lvlText w:val="%8)"/>
+      <w:lvlJc w:val="left"/>
+      <w:pPr>
+        <w:ind w:left="5760" w:hanging="480"/>
+      </w:pPr>
+    </w:lvl>
+    <w:lvl w:ilvl="8">
+      <w:start w:val="6"/>
       <w:numFmt w:val="decimal"/>
       <w:lvlText w:val="%9)"/>
       <w:lvlJc w:val="left"/>
@@ -2086,6 +2680,66 @@
     </w:lvlOverride>
   </w:num>
   <w:num w:numId="1005">
+    <w:abstractNumId w:val="99423"/>
+    <w:lvlOverride w:ilvl="0">
+      <w:startOverride w:val="3"/>
+    </w:lvlOverride>
+    <w:lvlOverride w:ilvl="1">
+      <w:startOverride w:val="3"/>
+    </w:lvlOverride>
+    <w:lvlOverride w:ilvl="2">
+      <w:startOverride w:val="3"/>
+    </w:lvlOverride>
+    <w:lvlOverride w:ilvl="3">
+      <w:startOverride w:val="3"/>
+    </w:lvlOverride>
+    <w:lvlOverride w:ilvl="4">
+      <w:startOverride w:val="3"/>
+    </w:lvlOverride>
+    <w:lvlOverride w:ilvl="5">
+      <w:startOverride w:val="3"/>
+    </w:lvlOverride>
+    <w:lvlOverride w:ilvl="6">
+      <w:startOverride w:val="3"/>
+    </w:lvlOverride>
+    <w:lvlOverride w:ilvl="7">
+      <w:startOverride w:val="3"/>
+    </w:lvlOverride>
+    <w:lvlOverride w:ilvl="8">
+      <w:startOverride w:val="3"/>
+    </w:lvlOverride>
+  </w:num>
+  <w:num w:numId="1006">
+    <w:abstractNumId w:val="99425"/>
+    <w:lvlOverride w:ilvl="0">
+      <w:startOverride w:val="5"/>
+    </w:lvlOverride>
+    <w:lvlOverride w:ilvl="1">
+      <w:startOverride w:val="5"/>
+    </w:lvlOverride>
+    <w:lvlOverride w:ilvl="2">
+      <w:startOverride w:val="5"/>
+    </w:lvlOverride>
+    <w:lvlOverride w:ilvl="3">
+      <w:startOverride w:val="5"/>
+    </w:lvlOverride>
+    <w:lvlOverride w:ilvl="4">
+      <w:startOverride w:val="5"/>
+    </w:lvlOverride>
+    <w:lvlOverride w:ilvl="5">
+      <w:startOverride w:val="5"/>
+    </w:lvlOverride>
+    <w:lvlOverride w:ilvl="6">
+      <w:startOverride w:val="5"/>
+    </w:lvlOverride>
+    <w:lvlOverride w:ilvl="7">
+      <w:startOverride w:val="5"/>
+    </w:lvlOverride>
+    <w:lvlOverride w:ilvl="8">
+      <w:startOverride w:val="5"/>
+    </w:lvlOverride>
+  </w:num>
+  <w:num w:numId="1007">
     <w:abstractNumId w:val="99421"/>
     <w:lvlOverride w:ilvl="0">
       <w:startOverride w:val="1"/>
@@ -2115,7 +2769,307 @@
       <w:startOverride w:val="1"/>
     </w:lvlOverride>
   </w:num>
-  <w:num w:numId="1006">
+  <w:num w:numId="1008">
+    <w:abstractNumId w:val="99421"/>
+    <w:lvlOverride w:ilvl="0">
+      <w:startOverride w:val="1"/>
+    </w:lvlOverride>
+    <w:lvlOverride w:ilvl="1">
+      <w:startOverride w:val="1"/>
+    </w:lvlOverride>
+    <w:lvlOverride w:ilvl="2">
+      <w:startOverride w:val="1"/>
+    </w:lvlOverride>
+    <w:lvlOverride w:ilvl="3">
+      <w:startOverride w:val="1"/>
+    </w:lvlOverride>
+    <w:lvlOverride w:ilvl="4">
+      <w:startOverride w:val="1"/>
+    </w:lvlOverride>
+    <w:lvlOverride w:ilvl="5">
+      <w:startOverride w:val="1"/>
+    </w:lvlOverride>
+    <w:lvlOverride w:ilvl="6">
+      <w:startOverride w:val="1"/>
+    </w:lvlOverride>
+    <w:lvlOverride w:ilvl="7">
+      <w:startOverride w:val="1"/>
+    </w:lvlOverride>
+    <w:lvlOverride w:ilvl="8">
+      <w:startOverride w:val="1"/>
+    </w:lvlOverride>
+  </w:num>
+  <w:num w:numId="1009">
+    <w:abstractNumId w:val="99421"/>
+    <w:lvlOverride w:ilvl="0">
+      <w:startOverride w:val="1"/>
+    </w:lvlOverride>
+    <w:lvlOverride w:ilvl="1">
+      <w:startOverride w:val="1"/>
+    </w:lvlOverride>
+    <w:lvlOverride w:ilvl="2">
+      <w:startOverride w:val="1"/>
+    </w:lvlOverride>
+    <w:lvlOverride w:ilvl="3">
+      <w:startOverride w:val="1"/>
+    </w:lvlOverride>
+    <w:lvlOverride w:ilvl="4">
+      <w:startOverride w:val="1"/>
+    </w:lvlOverride>
+    <w:lvlOverride w:ilvl="5">
+      <w:startOverride w:val="1"/>
+    </w:lvlOverride>
+    <w:lvlOverride w:ilvl="6">
+      <w:startOverride w:val="1"/>
+    </w:lvlOverride>
+    <w:lvlOverride w:ilvl="7">
+      <w:startOverride w:val="1"/>
+    </w:lvlOverride>
+    <w:lvlOverride w:ilvl="8">
+      <w:startOverride w:val="1"/>
+    </w:lvlOverride>
+  </w:num>
+  <w:num w:numId="1010">
+    <w:abstractNumId w:val="99422"/>
+    <w:lvlOverride w:ilvl="0">
+      <w:startOverride w:val="2"/>
+    </w:lvlOverride>
+    <w:lvlOverride w:ilvl="1">
+      <w:startOverride w:val="2"/>
+    </w:lvlOverride>
+    <w:lvlOverride w:ilvl="2">
+      <w:startOverride w:val="2"/>
+    </w:lvlOverride>
+    <w:lvlOverride w:ilvl="3">
+      <w:startOverride w:val="2"/>
+    </w:lvlOverride>
+    <w:lvlOverride w:ilvl="4">
+      <w:startOverride w:val="2"/>
+    </w:lvlOverride>
+    <w:lvlOverride w:ilvl="5">
+      <w:startOverride w:val="2"/>
+    </w:lvlOverride>
+    <w:lvlOverride w:ilvl="6">
+      <w:startOverride w:val="2"/>
+    </w:lvlOverride>
+    <w:lvlOverride w:ilvl="7">
+      <w:startOverride w:val="2"/>
+    </w:lvlOverride>
+    <w:lvlOverride w:ilvl="8">
+      <w:startOverride w:val="2"/>
+    </w:lvlOverride>
+  </w:num>
+  <w:num w:numId="1011">
+    <w:abstractNumId w:val="99423"/>
+    <w:lvlOverride w:ilvl="0">
+      <w:startOverride w:val="3"/>
+    </w:lvlOverride>
+    <w:lvlOverride w:ilvl="1">
+      <w:startOverride w:val="3"/>
+    </w:lvlOverride>
+    <w:lvlOverride w:ilvl="2">
+      <w:startOverride w:val="3"/>
+    </w:lvlOverride>
+    <w:lvlOverride w:ilvl="3">
+      <w:startOverride w:val="3"/>
+    </w:lvlOverride>
+    <w:lvlOverride w:ilvl="4">
+      <w:startOverride w:val="3"/>
+    </w:lvlOverride>
+    <w:lvlOverride w:ilvl="5">
+      <w:startOverride w:val="3"/>
+    </w:lvlOverride>
+    <w:lvlOverride w:ilvl="6">
+      <w:startOverride w:val="3"/>
+    </w:lvlOverride>
+    <w:lvlOverride w:ilvl="7">
+      <w:startOverride w:val="3"/>
+    </w:lvlOverride>
+    <w:lvlOverride w:ilvl="8">
+      <w:startOverride w:val="3"/>
+    </w:lvlOverride>
+  </w:num>
+  <w:num w:numId="1012">
+    <w:abstractNumId w:val="99424"/>
+    <w:lvlOverride w:ilvl="0">
+      <w:startOverride w:val="4"/>
+    </w:lvlOverride>
+    <w:lvlOverride w:ilvl="1">
+      <w:startOverride w:val="4"/>
+    </w:lvlOverride>
+    <w:lvlOverride w:ilvl="2">
+      <w:startOverride w:val="4"/>
+    </w:lvlOverride>
+    <w:lvlOverride w:ilvl="3">
+      <w:startOverride w:val="4"/>
+    </w:lvlOverride>
+    <w:lvlOverride w:ilvl="4">
+      <w:startOverride w:val="4"/>
+    </w:lvlOverride>
+    <w:lvlOverride w:ilvl="5">
+      <w:startOverride w:val="4"/>
+    </w:lvlOverride>
+    <w:lvlOverride w:ilvl="6">
+      <w:startOverride w:val="4"/>
+    </w:lvlOverride>
+    <w:lvlOverride w:ilvl="7">
+      <w:startOverride w:val="4"/>
+    </w:lvlOverride>
+    <w:lvlOverride w:ilvl="8">
+      <w:startOverride w:val="4"/>
+    </w:lvlOverride>
+  </w:num>
+  <w:num w:numId="1013">
+    <w:abstractNumId w:val="99425"/>
+    <w:lvlOverride w:ilvl="0">
+      <w:startOverride w:val="5"/>
+    </w:lvlOverride>
+    <w:lvlOverride w:ilvl="1">
+      <w:startOverride w:val="5"/>
+    </w:lvlOverride>
+    <w:lvlOverride w:ilvl="2">
+      <w:startOverride w:val="5"/>
+    </w:lvlOverride>
+    <w:lvlOverride w:ilvl="3">
+      <w:startOverride w:val="5"/>
+    </w:lvlOverride>
+    <w:lvlOverride w:ilvl="4">
+      <w:startOverride w:val="5"/>
+    </w:lvlOverride>
+    <w:lvlOverride w:ilvl="5">
+      <w:startOverride w:val="5"/>
+    </w:lvlOverride>
+    <w:lvlOverride w:ilvl="6">
+      <w:startOverride w:val="5"/>
+    </w:lvlOverride>
+    <w:lvlOverride w:ilvl="7">
+      <w:startOverride w:val="5"/>
+    </w:lvlOverride>
+    <w:lvlOverride w:ilvl="8">
+      <w:startOverride w:val="5"/>
+    </w:lvlOverride>
+  </w:num>
+  <w:num w:numId="1014">
+    <w:abstractNumId w:val="99421"/>
+    <w:lvlOverride w:ilvl="0">
+      <w:startOverride w:val="1"/>
+    </w:lvlOverride>
+    <w:lvlOverride w:ilvl="1">
+      <w:startOverride w:val="1"/>
+    </w:lvlOverride>
+    <w:lvlOverride w:ilvl="2">
+      <w:startOverride w:val="1"/>
+    </w:lvlOverride>
+    <w:lvlOverride w:ilvl="3">
+      <w:startOverride w:val="1"/>
+    </w:lvlOverride>
+    <w:lvlOverride w:ilvl="4">
+      <w:startOverride w:val="1"/>
+    </w:lvlOverride>
+    <w:lvlOverride w:ilvl="5">
+      <w:startOverride w:val="1"/>
+    </w:lvlOverride>
+    <w:lvlOverride w:ilvl="6">
+      <w:startOverride w:val="1"/>
+    </w:lvlOverride>
+    <w:lvlOverride w:ilvl="7">
+      <w:startOverride w:val="1"/>
+    </w:lvlOverride>
+    <w:lvlOverride w:ilvl="8">
+      <w:startOverride w:val="1"/>
+    </w:lvlOverride>
+  </w:num>
+  <w:num w:numId="1015">
+    <w:abstractNumId w:val="99424"/>
+    <w:lvlOverride w:ilvl="0">
+      <w:startOverride w:val="4"/>
+    </w:lvlOverride>
+    <w:lvlOverride w:ilvl="1">
+      <w:startOverride w:val="4"/>
+    </w:lvlOverride>
+    <w:lvlOverride w:ilvl="2">
+      <w:startOverride w:val="4"/>
+    </w:lvlOverride>
+    <w:lvlOverride w:ilvl="3">
+      <w:startOverride w:val="4"/>
+    </w:lvlOverride>
+    <w:lvlOverride w:ilvl="4">
+      <w:startOverride w:val="4"/>
+    </w:lvlOverride>
+    <w:lvlOverride w:ilvl="5">
+      <w:startOverride w:val="4"/>
+    </w:lvlOverride>
+    <w:lvlOverride w:ilvl="6">
+      <w:startOverride w:val="4"/>
+    </w:lvlOverride>
+    <w:lvlOverride w:ilvl="7">
+      <w:startOverride w:val="4"/>
+    </w:lvlOverride>
+    <w:lvlOverride w:ilvl="8">
+      <w:startOverride w:val="4"/>
+    </w:lvlOverride>
+  </w:num>
+  <w:num w:numId="1016">
+    <w:abstractNumId w:val="99425"/>
+    <w:lvlOverride w:ilvl="0">
+      <w:startOverride w:val="5"/>
+    </w:lvlOverride>
+    <w:lvlOverride w:ilvl="1">
+      <w:startOverride w:val="5"/>
+    </w:lvlOverride>
+    <w:lvlOverride w:ilvl="2">
+      <w:startOverride w:val="5"/>
+    </w:lvlOverride>
+    <w:lvlOverride w:ilvl="3">
+      <w:startOverride w:val="5"/>
+    </w:lvlOverride>
+    <w:lvlOverride w:ilvl="4">
+      <w:startOverride w:val="5"/>
+    </w:lvlOverride>
+    <w:lvlOverride w:ilvl="5">
+      <w:startOverride w:val="5"/>
+    </w:lvlOverride>
+    <w:lvlOverride w:ilvl="6">
+      <w:startOverride w:val="5"/>
+    </w:lvlOverride>
+    <w:lvlOverride w:ilvl="7">
+      <w:startOverride w:val="5"/>
+    </w:lvlOverride>
+    <w:lvlOverride w:ilvl="8">
+      <w:startOverride w:val="5"/>
+    </w:lvlOverride>
+  </w:num>
+  <w:num w:numId="1017">
+    <w:abstractNumId w:val="99426"/>
+    <w:lvlOverride w:ilvl="0">
+      <w:startOverride w:val="6"/>
+    </w:lvlOverride>
+    <w:lvlOverride w:ilvl="1">
+      <w:startOverride w:val="6"/>
+    </w:lvlOverride>
+    <w:lvlOverride w:ilvl="2">
+      <w:startOverride w:val="6"/>
+    </w:lvlOverride>
+    <w:lvlOverride w:ilvl="3">
+      <w:startOverride w:val="6"/>
+    </w:lvlOverride>
+    <w:lvlOverride w:ilvl="4">
+      <w:startOverride w:val="6"/>
+    </w:lvlOverride>
+    <w:lvlOverride w:ilvl="5">
+      <w:startOverride w:val="6"/>
+    </w:lvlOverride>
+    <w:lvlOverride w:ilvl="6">
+      <w:startOverride w:val="6"/>
+    </w:lvlOverride>
+    <w:lvlOverride w:ilvl="7">
+      <w:startOverride w:val="6"/>
+    </w:lvlOverride>
+    <w:lvlOverride w:ilvl="8">
+      <w:startOverride w:val="6"/>
+    </w:lvlOverride>
+  </w:num>
+  <w:num w:numId="1018">
     <w:abstractNumId w:val="99421"/>
     <w:lvlOverride w:ilvl="0">
       <w:startOverride w:val="1"/>
@@ -2169,29 +3123,65 @@
   <w:style w:default="1" w:styleId="Normal" w:type="paragraph">
     <w:name w:val="Normal"/>
     <w:qFormat/>
+    <w:pPr>
+      <w:spacing w:after="160" w:before="0" w:line="276" w:lineRule="auto"/>
+    </w:pPr>
+    <w:rPr>
+      <w:rFonts w:ascii="Cambria" w:cs="Cambria" w:eastAsia="Cambria" w:hAnsi="Cambria"/>
+      <w:caps w:val="0"/>
+      <w:smallCaps w:val="0"/>
+      <w:color w:val="000000"/>
+      <w:sz w:val="22"/>
+    </w:rPr>
   </w:style>
   <w:style w:styleId="BodyText" w:type="paragraph">
     <w:name w:val="Body Text"/>
     <w:basedOn w:val="Normal"/>
     <w:link w:val="BodyTextChar"/>
     <w:pPr>
-      <w:spacing w:after="180" w:before="180"/>
+      <w:spacing w:after="160" w:before="0" w:line="276" w:lineRule="auto"/>
+      <w:ind w:firstLine="0" w:left="0"/>
     </w:pPr>
     <w:qFormat/>
+    <w:rPr>
+      <w:rFonts w:ascii="Cambria" w:cs="Cambria" w:eastAsia="Cambria" w:hAnsi="Cambria"/>
+      <w:caps w:val="0"/>
+      <w:smallCaps w:val="0"/>
+      <w:color w:val="000000"/>
+      <w:sz w:val="22"/>
+    </w:rPr>
   </w:style>
   <w:style w:customStyle="1" w:styleId="FirstParagraph" w:type="paragraph">
     <w:name w:val="First Paragraph"/>
     <w:basedOn w:val="BodyText"/>
     <w:next w:val="BodyText"/>
     <w:qFormat/>
+    <w:pPr>
+      <w:spacing w:after="160" w:before="0" w:line="276" w:lineRule="auto"/>
+      <w:ind w:firstLine="0" w:left="0"/>
+    </w:pPr>
+    <w:rPr>
+      <w:rFonts w:ascii="Cambria" w:cs="Cambria" w:eastAsia="Cambria" w:hAnsi="Cambria"/>
+      <w:caps w:val="0"/>
+      <w:smallCaps w:val="0"/>
+      <w:color w:val="000000"/>
+      <w:sz w:val="22"/>
+    </w:rPr>
   </w:style>
   <w:style w:customStyle="1" w:styleId="Compact" w:type="paragraph">
     <w:name w:val="Compact"/>
     <w:basedOn w:val="BodyText"/>
     <w:qFormat/>
     <w:pPr>
-      <w:spacing w:after="36" w:before="36"/>
+      <w:spacing w:after="40" w:before="0" w:line="276" w:lineRule="auto"/>
     </w:pPr>
+    <w:rPr>
+      <w:rFonts w:ascii="Cambria" w:cs="Cambria" w:eastAsia="Cambria" w:hAnsi="Cambria"/>
+      <w:caps w:val="0"/>
+      <w:smallCaps w:val="0"/>
+      <w:color w:val="000000"/>
+      <w:sz w:val="22"/>
+    </w:rPr>
   </w:style>
   <w:style w:styleId="Title" w:type="paragraph">
     <w:name w:val="Title"/>
@@ -2201,15 +3191,18 @@
     <w:pPr>
       <w:keepNext/>
       <w:keepLines/>
-      <w:spacing w:after="240" w:before="480"/>
-      <w:jc w:val="center"/>
+      <w:spacing w:after="40" w:before="0"/>
+      <w:jc w:val="left"/>
     </w:pPr>
     <w:rPr>
-      <w:rFonts w:asciiTheme="majorHAnsi" w:cstheme="majorBidi" w:eastAsiaTheme="majorEastAsia" w:hAnsiTheme="majorHAnsi"/>
+      <w:rFonts w:ascii="Calibri" w:cs="Calibri" w:eastAsia="Calibri" w:hAnsi="Calibri"/>
       <w:b/>
       <w:bCs/>
-      <w:color w:themeColor="accent1" w:themeShade="B5" w:val="345A8A"/>
-      <w:sz w:val="36"/>
+      <w:i w:val="0"/>
+      <w:caps w:val="0"/>
+      <w:smallCaps w:val="0"/>
+      <w:color w:val="1F4E79"/>
+      <w:sz w:val="52"/>
       <w:szCs w:val="36"/>
     </w:rPr>
   </w:style>
@@ -2221,10 +3214,16 @@
     <w:pPr>
       <w:keepNext/>
       <w:keepLines/>
-      <w:spacing w:after="240" w:before="240"/>
-      <w:jc w:val="center"/>
+      <w:spacing w:after="360" w:before="0"/>
+      <w:jc w:val="left"/>
     </w:pPr>
     <w:rPr>
+      <w:rFonts w:ascii="Calibri" w:cs="Calibri" w:eastAsia="Calibri" w:hAnsi="Calibri"/>
+      <w:b w:val="0"/>
+      <w:i w:val="0"/>
+      <w:caps w:val="0"/>
+      <w:smallCaps w:val="0"/>
+      <w:color w:val="404040"/>
       <w:sz w:val="30"/>
       <w:szCs w:val="30"/>
     </w:rPr>
@@ -2300,15 +3299,18 @@
     <w:pPr>
       <w:keepNext/>
       <w:keepLines/>
-      <w:spacing w:after="0" w:before="480"/>
+      <w:spacing w:after="120" w:before="360"/>
       <w:outlineLvl w:val="0"/>
     </w:pPr>
     <w:rPr>
-      <w:rFonts w:asciiTheme="majorHAnsi" w:cstheme="majorBidi" w:eastAsiaTheme="majorEastAsia" w:hAnsiTheme="majorHAnsi"/>
+      <w:rFonts w:ascii="Calibri" w:cs="Calibri" w:eastAsia="Calibri" w:hAnsi="Calibri"/>
       <w:b/>
       <w:bCs/>
-      <w:color w:themeColor="accent1" w:val="4F81BD"/>
-      <w:sz w:val="32"/>
+      <w:i w:val="0"/>
+      <w:caps w:val="0"/>
+      <w:smallCaps w:val="0"/>
+      <w:color w:val="1F4E79"/>
+      <w:sz w:val="30"/>
       <w:szCs w:val="32"/>
     </w:rPr>
   </w:style>
@@ -2322,15 +3324,18 @@
     <w:pPr>
       <w:keepNext/>
       <w:keepLines/>
-      <w:spacing w:after="0" w:before="200"/>
+      <w:spacing w:after="80" w:before="280"/>
       <w:outlineLvl w:val="1"/>
     </w:pPr>
     <w:rPr>
-      <w:rFonts w:asciiTheme="majorHAnsi" w:cstheme="majorBidi" w:eastAsiaTheme="majorEastAsia" w:hAnsiTheme="majorHAnsi"/>
+      <w:rFonts w:ascii="Calibri" w:cs="Calibri" w:eastAsia="Calibri" w:hAnsi="Calibri"/>
       <w:b/>
       <w:bCs/>
-      <w:color w:themeColor="accent1" w:val="4F81BD"/>
-      <w:sz w:val="28"/>
+      <w:i w:val="0"/>
+      <w:caps w:val="0"/>
+      <w:smallCaps w:val="0"/>
+      <w:color w:val="1F4E79"/>
+      <w:sz w:val="26"/>
       <w:szCs w:val="28"/>
     </w:rPr>
   </w:style>
@@ -2344,15 +3349,18 @@
     <w:pPr>
       <w:keepNext/>
       <w:keepLines/>
-      <w:spacing w:after="0" w:before="200"/>
+      <w:spacing w:after="40" w:before="200"/>
       <w:outlineLvl w:val="2"/>
     </w:pPr>
     <w:rPr>
-      <w:rFonts w:asciiTheme="majorHAnsi" w:cstheme="majorBidi" w:eastAsiaTheme="majorEastAsia" w:hAnsiTheme="majorHAnsi"/>
+      <w:rFonts w:ascii="Calibri" w:cs="Calibri" w:eastAsia="Calibri" w:hAnsi="Calibri"/>
       <w:b/>
       <w:bCs/>
-      <w:color w:themeColor="accent1" w:val="4F81BD"/>
-      <w:sz w:val="24"/>
+      <w:i w:val="0"/>
+      <w:caps w:val="0"/>
+      <w:smallCaps w:val="0"/>
+      <w:color w:val="404040"/>
+      <w:sz w:val="23"/>
       <w:szCs w:val="24"/>
     </w:rPr>
   </w:style>
@@ -2366,15 +3374,18 @@
     <w:pPr>
       <w:keepNext/>
       <w:keepLines/>
-      <w:spacing w:after="0" w:before="200"/>
+      <w:spacing w:after="40" w:before="160"/>
       <w:outlineLvl w:val="3"/>
     </w:pPr>
     <w:rPr>
-      <w:rFonts w:asciiTheme="majorHAnsi" w:cstheme="majorBidi" w:eastAsiaTheme="majorEastAsia" w:hAnsiTheme="majorHAnsi"/>
+      <w:rFonts w:ascii="Calibri" w:cs="Calibri" w:eastAsia="Calibri" w:hAnsi="Calibri"/>
       <w:i/>
+      <w:b/>
       <w:bCs/>
-      <w:color w:themeColor="accent1" w:val="4F81BD"/>
-      <w:sz w:val="24"/>
+      <w:caps w:val="0"/>
+      <w:smallCaps w:val="0"/>
+      <w:color w:val="404040"/>
+      <w:sz w:val="22"/>
       <w:szCs w:val="24"/>
     </w:rPr>
   </w:style>
@@ -2487,9 +3498,18 @@
     <w:unhideWhenUsed/>
     <w:qFormat/>
     <w:pPr>
-      <w:spacing w:after="100" w:before="100"/>
-      <w:ind w:firstLine="0" w:left="480" w:right="480"/>
+      <w:spacing w:after="200" w:before="80"/>
+      <w:ind w:firstLine="0" w:left="720" w:right="720"/>
     </w:pPr>
+    <w:rPr>
+      <w:rFonts w:ascii="Cambria" w:cs="Cambria" w:eastAsia="Cambria" w:hAnsi="Cambria"/>
+      <w:b w:val="0"/>
+      <w:i/>
+      <w:caps w:val="0"/>
+      <w:smallCaps w:val="0"/>
+      <w:color w:val="404040"/>
+      <w:sz w:val="22"/>
+    </w:rPr>
   </w:style>
   <w:style w:styleId="FootnoteText" w:type="paragraph">
     <w:name w:val="Footnote Text"/>
@@ -2542,25 +3562,48 @@
     <w:pPr>
       <w:keepNext/>
       <w:keepLines/>
-      <w:spacing w:after="0"/>
+      <w:spacing w:after="0" w:before="160"/>
     </w:pPr>
     <w:rPr>
+      <w:rFonts w:ascii="Cambria" w:cs="Cambria" w:eastAsia="Cambria" w:hAnsi="Cambria"/>
       <w:b/>
+      <w:caps w:val="0"/>
+      <w:smallCaps w:val="0"/>
+      <w:color w:val="000000"/>
+      <w:sz w:val="22"/>
     </w:rPr>
   </w:style>
   <w:style w:customStyle="1" w:styleId="Definition" w:type="paragraph">
     <w:name w:val="Definition"/>
     <w:basedOn w:val="Normal"/>
+    <w:pPr>
+      <w:spacing w:after="120" w:before="0"/>
+      <w:ind w:left="432"/>
+    </w:pPr>
+    <w:rPr>
+      <w:rFonts w:ascii="Cambria" w:cs="Cambria" w:eastAsia="Cambria" w:hAnsi="Cambria"/>
+      <w:caps w:val="0"/>
+      <w:smallCaps w:val="0"/>
+      <w:color w:val="000000"/>
+      <w:sz w:val="22"/>
+    </w:rPr>
   </w:style>
   <w:style w:styleId="Caption" w:type="paragraph">
     <w:name w:val="Caption"/>
     <w:basedOn w:val="Normal"/>
     <w:link w:val="BodyTextChar"/>
     <w:pPr>
-      <w:spacing w:after="120" w:before="0"/>
+      <w:spacing w:after="280" w:before="80"/>
+      <w:jc w:val="center"/>
     </w:pPr>
     <w:rPr>
+      <w:rFonts w:ascii="Cambria" w:cs="Cambria" w:eastAsia="Cambria" w:hAnsi="Cambria"/>
+      <w:b w:val="0"/>
       <w:i/>
+      <w:caps w:val="0"/>
+      <w:smallCaps w:val="0"/>
+      <w:color w:val="404040"/>
+      <w:sz w:val="19"/>
     </w:rPr>
   </w:style>
   <w:style w:customStyle="1" w:styleId="TableCaption" w:type="paragraph">
@@ -2568,21 +3611,51 @@
     <w:basedOn w:val="Caption"/>
     <w:pPr>
       <w:keepNext/>
+      <w:spacing w:after="280" w:before="80"/>
+      <w:jc w:val="center"/>
     </w:pPr>
+    <w:rPr>
+      <w:rFonts w:ascii="Cambria" w:cs="Cambria" w:eastAsia="Cambria" w:hAnsi="Cambria"/>
+      <w:b w:val="0"/>
+      <w:i/>
+      <w:caps w:val="0"/>
+      <w:smallCaps w:val="0"/>
+      <w:color w:val="404040"/>
+      <w:sz w:val="19"/>
+    </w:rPr>
   </w:style>
   <w:style w:customStyle="1" w:styleId="ImageCaption" w:type="paragraph">
     <w:name w:val="Image Caption"/>
     <w:basedOn w:val="Caption"/>
+    <w:pPr>
+      <w:spacing w:after="280" w:before="80"/>
+      <w:jc w:val="center"/>
+    </w:pPr>
+    <w:rPr>
+      <w:rFonts w:ascii="Cambria" w:cs="Cambria" w:eastAsia="Cambria" w:hAnsi="Cambria"/>
+      <w:b w:val="0"/>
+      <w:i/>
+      <w:caps w:val="0"/>
+      <w:smallCaps w:val="0"/>
+      <w:color w:val="404040"/>
+      <w:sz w:val="19"/>
+    </w:rPr>
   </w:style>
   <w:style w:customStyle="1" w:styleId="Figure" w:type="paragraph">
     <w:name w:val="Figure"/>
     <w:basedOn w:val="Normal"/>
+    <w:pPr>
+      <w:spacing w:after="0" w:before="160"/>
+      <w:jc w:val="center"/>
+    </w:pPr>
   </w:style>
   <w:style w:customStyle="1" w:styleId="CaptionedFigure" w:type="paragraph">
     <w:name w:val="Captioned Figure"/>
     <w:basedOn w:val="Figure"/>
     <w:pPr>
       <w:keepNext/>
+      <w:spacing w:after="0" w:before="160"/>
+      <w:jc w:val="center"/>
     </w:pPr>
   </w:style>
   <w:style w:customStyle="1" w:styleId="BodyTextChar" w:type="character">
@@ -2594,8 +3667,10 @@
     <w:name w:val="Verbatim Char"/>
     <w:basedOn w:val="BodyTextChar"/>
     <w:rPr>
-      <w:rFonts w:ascii="Consolas" w:hAnsi="Consolas"/>
-      <w:sz w:val="22"/>
+      <w:rFonts w:ascii="Consolas" w:cs="Consolas" w:eastAsia="Consolas" w:hAnsi="Consolas"/>
+      <w:caps w:val="0"/>
+      <w:smallCaps w:val="0"/>
+      <w:sz w:val="19"/>
     </w:rPr>
   </w:style>
   <w:style w:customStyle="1" w:styleId="SectionNumber" w:type="character">

--- a/docs/companion/Chapter4/Word/How_the_Brain_Learns_Chapter_4_Student_Notes_and_Labs.docx
+++ b/docs/companion/Chapter4/Word/How_the_Brain_Learns_Chapter_4_Student_Notes_and_Labs.docx
@@ -3518,6 +3518,17 @@
     <w:uiPriority w:val="9"/>
     <w:unhideWhenUsed/>
     <w:qFormat/>
+    <w:pPr>
+      <w:spacing w:after="60" w:before="0" w:line="240" w:lineRule="auto"/>
+      <w:ind w:firstLine="0" w:left="0"/>
+    </w:pPr>
+    <w:rPr>
+      <w:rFonts w:ascii="Cambria" w:cs="Cambria" w:eastAsia="Cambria" w:hAnsi="Cambria"/>
+      <w:caps w:val="0"/>
+      <w:smallCaps w:val="0"/>
+      <w:color w:val="000000"/>
+      <w:sz w:val="18"/>
+    </w:rPr>
   </w:style>
   <w:style w:default="1" w:styleId="DefaultParagraphFont" w:type="character">
     <w:name w:val="Default Paragraph Font"/>

--- a/docs/companion/Chapter4/Word/How_the_Brain_Learns_Chapter_4_Student_Notes_and_Labs.docx
+++ b/docs/companion/Chapter4/Word/How_the_Brain_Learns_Chapter_4_Student_Notes_and_Labs.docx
@@ -219,7 +219,7 @@
         <w:br/>
       </w:r>
       <w:r>
-        <w:t xml:space="preserve">- Disinhibition: inhibition of an inhibitor. The target is off by default and released by an input. Fail-safe; the basal ganglia are built from it.</w:t>
+        <w:t xml:space="preserve">- Disinhibition: inhibition of an inhibitor. The target is off by default and released by an input, so nothing happens unless the circuit is explicitly opened. The basal ganglia are built from it.</w:t>
       </w:r>
     </w:p>
     <w:bookmarkEnd w:id="22"/>
@@ -253,6 +253,14 @@
         <w:pStyle w:val="BodyText"/>
       </w:pPr>
       <w:r>
+        <w:t xml:space="preserve">Figure 4.2 simulates the same recurrent excitatory population three times. With no inhibition, the population is quiet until a brief input arrives; the input then tips it into a runaway to the ceiling that outlasts the input. With balanced inhibition the response is brief and proportionate, and with excessive inhibition the input barely registers.</w:t>
+      </w:r>
+    </w:p>
+    <w:p>
+      <w:pPr>
+        <w:pStyle w:val="BodyText"/>
+      </w:pPr>
+      <w:r>
         <w:t xml:space="preserve">You should be able to say: inhibition is not the brake; it is what makes the system responsive.</w:t>
       </w:r>
     </w:p>
@@ -271,7 +279,7 @@
         <w:pStyle w:val="FirstParagraph"/>
       </w:pPr>
       <w:r>
-        <w:t xml:space="preserve">The retina processes the image through three layers of circuitry before the optic nerve leaves the eye. Horizontal cells apply lateral inhibition across the photoreceptor layer, so edges produce strong output and uniform regions produce little. Amacrine cells add temporal sensitivity. What leaves the eye is a map of edges and changes, not a copy of the image. Mach bands are lateral inhibition made visible: a trade of fidelity for information under a strict budget of axons.</w:t>
+        <w:t xml:space="preserve">The retina processes the image through three layers of circuitry before the optic nerve leaves the eye. Horizontal cells apply lateral inhibition across the photoreceptor layer, so edges produce strong output and uniform regions produce little. Amacrine cells add temporal sensitivity. What leaves the eye is a map of edges and changes, not a copy of the image. Mach bands, described by Ernst Mach in 1865 and shown in Figure 4.4, are lateral inhibition made visible: on a staircase of uniform gray steps, each step looks lighter at its border with the darker step and darker at its border with the lighter one. A cell just on the bright side of an edge is inhibited by fewer bright neighbors than a cell in the middle of the step, so it fires more; a cell just on the dark side is inhibited by more, so it fires less. The bands are a trade of fidelity for information under a strict budget of axons.</w:t>
       </w:r>
     </w:p>
     <w:bookmarkEnd w:id="24"/>
@@ -289,7 +297,19 @@
         <w:pStyle w:val="FirstParagraph"/>
       </w:pPr>
       <w:r>
-        <w:t xml:space="preserve">Walking, swimming, breathing, chewing, and gut peristalsis are rhythmic, and the rhythm is generated by small spinal and brainstem networks without any rhythmic input. The minimal version is the half-center oscillator: two populations that inhibit each other and fatigue while active. The active side tires, loses its grip, the other side escapes, and the cycle repeats. A constant drive produces alternation. Sensory feedback tunes the rhythm (a stone underfoot) but does not drive it: the controller generates, the world corrects.</w:t>
+        <w:t xml:space="preserve">Walking, swimming, breathing, chewing, and gut peristalsis are rhythmic, and the rhythm is generated by small spinal and brainstem networks without any rhythmic input. The minimal version is the half-center oscillator: two populations that inhibit each other and fatigue while active. The active side tires, loses its grip, the other side escapes, and the cycle repeats. A constant drive produces alternation. Sensory feedback tunes the rhythm (a stone underfoot) but does not drive it. The chapter quotes Chapter 1:</w:t>
+      </w:r>
+      <w:r>
+        <w:t xml:space="preserve"> </w:t>
+      </w:r>
+      <w:r>
+        <w:t xml:space="preserve">“</w:t>
+      </w:r>
+      <w:r>
+        <w:t xml:space="preserve">The brain generates behavior, and the world corrects it.</w:t>
+      </w:r>
+      <w:r>
+        <w:t xml:space="preserve">”</w:t>
       </w:r>
     </w:p>
     <w:bookmarkEnd w:id="25"/>
@@ -307,7 +327,7 @@
         <w:pStyle w:val="FirstParagraph"/>
       </w:pPr>
       <w:r>
-        <w:t xml:space="preserve">Cortex is a sheet built from one six-layered circuit repeated millions of times. Thalamic input arrives mainly in layer 4; layer 4 projects to layers 2 and 3 (local processing, connections to other areas); layers 2 and 3 project to layer 5 (output to brainstem, spinal cord, basal ganglia); layer 6 projects back to the thalamus. Every motif from the list above is present inside this stack. Vertically, neurons that share inputs form columns. The chapter’s inference: the same circuit learns to see or to hear depending on where its input comes from, which is the strongest anatomical hint that cortical computation is general.</w:t>
+        <w:t xml:space="preserve">Neocortex, the six-layered kind (older regions such as the hippocampus have three layers), is a sheet built from one six-layered circuit repeated with only local variations. Thalamic input arrives mainly in layer 4; layer 4 projects to layers 2 and 3 (local processing, connections to other areas); layers 2 and 3 project to layer 5 (output to brainstem, spinal cord, basal ganglia); layer 6 projects back to the thalamus. Every motif from the list above is present inside this stack. Vertically, neurons that share inputs form columns. The chapter’s inference: the same circuit learns to see or to hear depending on where its input comes from, which is the strongest anatomical hint that cortical computation is general. In ferrets whose retinal axons were rerouted during development into the auditory pathway, auditory cortex came to respond to visual input, and the adult animals responded to light through it.</w:t>
       </w:r>
     </w:p>
     <w:bookmarkEnd w:id="26"/>
@@ -325,7 +345,7 @@
         <w:pStyle w:val="FirstParagraph"/>
       </w:pPr>
       <w:r>
-        <w:t xml:space="preserve">The basal ganglia solve selection. Their output nuclei fire continuously, holding motor targets under tonic inhibition, so by default no action is released. A cortical pattern that excites the striatum inhibits the inhibitors covering one action, and that action alone is freed. Two consequences: the system fails safe (damage produces too little movement, as in Parkinson’s disease), and dopamine acts on exactly the synapses that decide what is released, so Chapter 3’s prediction error arrives where the choice is made. Habits are the result.</w:t>
+        <w:t xml:space="preserve">The basal ganglia solve selection. Their output nuclei fire continuously, holding motor targets under tonic inhibition, so by default no action is released. A cortical pattern that excites the striatum inhibits the inhibitors covering one action, and that action alone is freed. A second, indirect pathway raises the inhibition on competing actions, and a hyperdirect path from cortex to the output nuclei can stop everything at once.</w:t>
       </w:r>
     </w:p>
     <w:p>
@@ -333,7 +353,15 @@
         <w:pStyle w:val="BodyText"/>
       </w:pPr>
       <w:r>
-        <w:t xml:space="preserve">The cerebellum solves precision. Each Purkinje cell receives about two hundred thousand weak parallel-fiber inputs (context: body state and current command) and one powerful climbing-fiber input that fires when a movement goes wrong. The climbing fiber is a teaching signal: recently active parallel-fiber synapses are weakened, an eligibility-trace mechanism of the kind Chapter 3 described. Over repetitions the cerebellum learns to predict the consequences of a command and to correct before errors are felt. Its lesions do not abolish movement; they make it clumsy.</w:t>
+        <w:t xml:space="preserve">Two consequences. First, the circuit can fail in either direction, and the clinic shows both. Losing the dopamine neurons that bias the striatum toward release (Parkinson’s disease) produces too little movement: slowness, rigidity, and difficulty starting. Losing the indirect-pathway neurons that hold competing actions off (Huntington’s disease) produces chorea, a stream of unwanted movements, and a lesion of the subthalamic nucleus produces hemiballismus, violent flinging of the limbs on one side. The classical model of Albin, Young, and Penney and of DeLong rests on this contrast between hypokinetic and hyperkinetic disorders. The circuit does not fail safe: it fails toward too little when the release signal is lost and toward too much when the brakes are lost. Second, dopamine acts on exactly the synapses that decide what is released, so the reward prediction error of Chapter 3, carried by a large population of midbrain dopamine neurons, arrives where the choice is made. Habits are the result.</w:t>
+      </w:r>
+    </w:p>
+    <w:p>
+      <w:pPr>
+        <w:pStyle w:val="BodyText"/>
+      </w:pPr>
+      <w:r>
+        <w:t xml:space="preserve">The cerebellum solves precision. Each Purkinje cell receives about two hundred thousand weak parallel-fiber inputs (context: body state and current command) and one powerful climbing-fiber input that fires when a movement goes wrong. In the classical theory of Marr, Albus, and Ito, the climbing fiber is a teaching signal: recently active parallel-fiber synapses are weakened, an eligibility-trace mechanism of the kind Chapter 3 described. Ito demonstrated this weakening, cerebellar long-term depression (LTD), in 1982. It is one important mechanism, not the whole story: mice in which parallel-fiber LTD was blocked still adapted the vestibulo-ocular reflex and learned eyeblink conditioning (Schonewille et al., 2011), so plasticity at other sites, including the deep cerebellar nuclei, shares the work, and climbing fibers also signal expected reward and learned predictions. What survives is the division of labor: a massive context input, a sparse instructive input, and synapses that change when the two coincide. Over repetitions the cerebellum learns to predict the consequences of a command and to correct before errors are felt. Its lesions do not abolish movement; they make it clumsy.</w:t>
       </w:r>
     </w:p>
     <w:bookmarkEnd w:id="27"/>
@@ -351,7 +379,7 @@
         <w:pStyle w:val="FirstParagraph"/>
       </w:pPr>
       <w:r>
-        <w:t xml:space="preserve">Entorhinal cortex to dentate gyrus to CA3 to CA1 and back. The dentate’s sparse, strongly inhibited granule cells make similar inputs less similar (pattern separation). CA3’s dense recurrent excitation regenerates a whole pattern from a partial cue (pattern completion). CA1 compares the retrieved pattern with current input. Separation, storage, completion, comparison, each implemented by a motif from the list. Chapter 5 returns to how its synapses change.</w:t>
+        <w:t xml:space="preserve">Entorhinal cortex to dentate gyrus to CA3 to CA1 and back. The dentate’s sparse, strongly inhibited granule cells make similar inputs less similar (pattern separation). CA3’s dense recurrent excitation regenerates a whole pattern from a partial cue (pattern completion). On one account, CA1 compares the retrieved pattern with the current input arriving directly from entorhinal cortex; this comparator role is a hypothesis supported by modeling and slice physiology, not an established function. Separation, storage, completion, comparison, each implemented by a motif from the list. Chapter 5 returns to how its synapses change.</w:t>
       </w:r>
     </w:p>
     <w:bookmarkEnd w:id="28"/>
@@ -369,7 +397,7 @@
         <w:pStyle w:val="FirstParagraph"/>
       </w:pPr>
       <w:r>
-        <w:t xml:space="preserve">Oscillations are the collective behavior of circuits built from the motifs: feedback inhibition is intrinsically rhythmic (excitation recruits inhibition, inhibition silences excitation, inhibition decays, excitation recovers). The bands, roughly: theta 4-8 Hz (memory, navigation), alpha 8-12 Hz (idling, inhibition of unused regions), beta 13-30 Hz (holding a state), gamma 30-100 Hz (local processing, attention).</w:t>
+        <w:t xml:space="preserve">Oscillations are the collective behavior of circuits built from the motifs: feedback inhibition is intrinsically rhythmic (excitation recruits inhibition, inhibition silences excitation, inhibition decays, excitation recovers). The bands, roughly: delta below 4 Hz (deep sleep), theta 4-8 Hz (exploration, memory tasks), alpha 8-12 Hz (idle cortex), beta 13-30 Hz (holding a posture or plan), gamma 30-100 Hz (intense local processing). The associations are statistical, not exclusive.</w:t>
       </w:r>
     </w:p>
     <w:p>
@@ -377,7 +405,7 @@
         <w:pStyle w:val="BodyText"/>
       </w:pPr>
       <w:r>
-        <w:t xml:space="preserve">Rhythms do two jobs. They route: a neuron is excitable at one phase and not at the opposite phase, so two regions in phase can communicate and two out of phase cannot, even though the wiring is unchanged. Changing phase changes effective connectivity without changing a synapse. They also compress: hippocampal place cells fire at progressively earlier theta phases as an animal crosses a location, squeezing seconds of experience into tens of milliseconds, which is the window in which synapses can change.</w:t>
+        <w:t xml:space="preserve">Rhythms may do two jobs. It has been proposed that they route: a neuron is more excitable at one phase than at the opposite phase, so two regions whose oscillations are aligned would communicate well and two out of alignment would communicate poorly, even though the wiring is unchanged, and changing the phase relation would change effective connectivity without changing a synapse. This is the communication-through-coherence hypothesis (Fries), and the evidence is mixed: coherence between areas does rise with attention, but coherence can also arise simply from connectivity and the sender’s oscillatory power with no phase-dependent gating, and gamma frequency shifts with stimulus contrast and size, which makes it an unreliable clock. Whether rhythm routes information or merely reflects it is open. Rhythms also compress: hippocampal place cells fire at progressively earlier theta phases as an animal crosses a location, squeezing seconds of experience into tens of milliseconds, which is the window in which synapses can change.</w:t>
       </w:r>
     </w:p>
     <w:bookmarkEnd w:id="29"/>
@@ -395,7 +423,7 @@
         <w:pStyle w:val="FirstParagraph"/>
       </w:pPr>
       <w:r>
-        <w:t xml:space="preserve">Most connections are short and local, forming dense clusters; a minority are long, linking clusters. The result is a small-world network: any two neurons are a few synapses apart, yet almost all wiring is cheap. Long axons cost energy, volume, and time, so the brain uses as few as it can. A few hub regions carry most long-distance traffic and are densely connected to one another. This is efficient and fragile in the way an airline network is: damage to a hub is far more consequential than damage elsewhere.</w:t>
+        <w:t xml:space="preserve">Most connections are short and local, forming dense clusters; a minority are long, linking clusters. The result is a small-world network: any two regions are only a few connections apart, yet almost all wiring is local and cheap. The same structure has been shown neuron by neuron in the nematode worm; at the level of single neurons the mammalian brain is an extrapolation. Long axons cost energy, volume, and time, so the brain uses as few as it can. A few hub regions carry most long-distance traffic and are densely connected to one another. This is efficient and fragile in the way an airline network is: damage to a hub is far more consequential than damage elsewhere. Across 26 brain disorders, including schizophrenia and Alzheimer’s disease, gray matter loss falls disproportionately on hub regions.</w:t>
       </w:r>
     </w:p>
     <w:bookmarkEnd w:id="30"/>
@@ -413,7 +441,7 @@
         <w:pStyle w:val="FirstParagraph"/>
       </w:pPr>
       <w:r>
-        <w:t xml:space="preserve">Reflexes handle the fastest demands locally. Pattern generators produce rhythm and accept correction. Balanced inhibition keeps every circuit sensitive without runaway. The basal ganglia release one action from default silence. The cerebellum corrects before errors are felt. Rhythms decide who may talk to whom. Small-world wiring keeps everything close. No component sees the whole; behavior is what the local solutions add up to.</w:t>
+        <w:t xml:space="preserve">Reflexes handle the fastest demands locally. Pattern generators produce rhythm and accept correction. Balanced inhibition keeps every circuit sensitive without runaway. The basal ganglia release one action from default silence. The cerebellum corrects before errors are felt. Rhythms may decide who can talk to whom. Small-world wiring keeps everything close. No component sees the whole; behavior is what the local solutions add up to.</w:t>
       </w:r>
     </w:p>
     <w:bookmarkEnd w:id="31"/>
@@ -437,7 +465,7 @@
         <w:br/>
       </w:r>
       <w:r>
-        <w:t xml:space="preserve">1) Inhibition is a separate population held in balance with excitation, not a negative weight. This design space is largely unexplored in artificial networks.</w:t>
+        <w:t xml:space="preserve">1) Inhibition is a separate population held in balance with excitation, not a negative weight (a biological neuron is excitatory or inhibitory, not both: Dale’s principle). This design space is largely unexplored in artificial networks, though first attempts show such networks can match unconstrained ones when the learning rule is adjusted.</w:t>
       </w:r>
       <w:r>
         <w:br/>
@@ -461,19 +489,19 @@
         <w:t xml:space="preserve"> </w:t>
       </w:r>
       <w:r>
-        <w:t xml:space="preserve">the default and a first-class action; it fails safe.</w:t>
+        <w:t xml:space="preserve">the default and a first-class action, and it gives the circuit two recognizable failure modes, too little and too much, rather than a diffuse degradation.</w:t>
       </w:r>
       <w:r>
         <w:br/>
       </w:r>
       <w:r>
-        <w:t xml:space="preserve">3) Rhythm is a routing mechanism: phase reconfigures effective connectivity without changing parameters, where artificial systems add attention mechanisms.</w:t>
+        <w:t xml:space="preserve">3) Rhythm may be a routing mechanism: on the coherence hypothesis, phase reconfigures effective connectivity without changing parameters, where artificial systems add attention mechanisms.</w:t>
       </w:r>
       <w:r>
         <w:br/>
       </w:r>
       <w:r>
-        <w:t xml:space="preserve">4) The wiring budget shapes architecture; artificial networks pay nothing for connections and are correspondingly dense.</w:t>
+        <w:t xml:space="preserve">4) The wiring budget shapes architecture; artificial networks pay far less per connection than an axon costs (in parameters, memory, and arithmetic rather than volume and metabolism) and are correspondingly dense.</w:t>
       </w:r>
       <w:r>
         <w:br/>
@@ -549,7 +577,7 @@
         <w:pStyle w:val="Compact"/>
       </w:pPr>
       <w:r>
-        <w:t xml:space="preserve">Cortex is one six-layer circuit tiled millions of times.</w:t>
+        <w:t xml:space="preserve">Neocortex is one six-layer circuit tiled across the sheet with local variations.</w:t>
       </w:r>
     </w:p>
     <w:p>
@@ -561,7 +589,7 @@
         <w:pStyle w:val="Compact"/>
       </w:pPr>
       <w:r>
-        <w:t xml:space="preserve">Basal ganglia select by disinhibition; the cerebellum corrects by a climbing-fiber teaching signal; the hippocampus separates, stores, completes, compares.</w:t>
+        <w:t xml:space="preserve">Basal ganglia select by disinhibition and fail in both directions (hypokinetic and hyperkinetic disorders); the cerebellum learns from a climbing-fiber teaching signal at several plasticity sites; the hippocampus separates, stores, completes, and (on one account) compares.</w:t>
       </w:r>
     </w:p>
     <w:p>
@@ -573,7 +601,7 @@
         <w:pStyle w:val="Compact"/>
       </w:pPr>
       <w:r>
-        <w:t xml:space="preserve">Rhythms route information and compress experience into the plasticity window.</w:t>
+        <w:t xml:space="preserve">Rhythms compress experience into the plasticity window and may route information (communication through coherence, a hypothesis with mixed evidence).</w:t>
       </w:r>
     </w:p>
     <w:p>
@@ -964,7 +992,7 @@
         <w:pStyle w:val="FirstParagraph"/>
       </w:pPr>
       <w:r>
-        <w:t xml:space="preserve">To reproduce Figure 4.2 of the chapter with a two-line recurrence: the same excitatory population runs away, responds briefly, or is muted depending only on inhibitory gain.</w:t>
+        <w:t xml:space="preserve">To reproduce Figure 4.2 of the chapter with a two-line recurrence: the same excitatory population sits quiet until a brief input arrives, and then is tipped into a runaway, responds briefly, or is muted, depending only on inhibitory gain.</w:t>
       </w:r>
     </w:p>
     <w:bookmarkEnd w:id="42"/>
@@ -988,7 +1016,7 @@
         <w:br/>
       </w:r>
       <w:r>
-        <w:t xml:space="preserve">Input is 0.6 on every step, except step 4 when it is 1.6 (a brief sensory event).</w:t>
+        <w:t xml:space="preserve">Input is 0.6 on every step, except steps 4 and 5 when it is 1.6 (a brief sensory event).</w:t>
       </w:r>
       <w:r>
         <w:br/>
@@ -1000,13 +1028,13 @@
         <w:br/>
       </w:r>
       <w:r>
-        <w:t xml:space="preserve">e_next = clip(1.3 * e - 0.5 * g * i + 0.5 * input, 0, 5)</w:t>
+        <w:t xml:space="preserve">e_next = clip(1.5 * e - 0.5 * g * i + input - 0.8, 0, 5)</w:t>
       </w:r>
       <w:r>
         <w:br/>
       </w:r>
       <w:r>
-        <w:t xml:space="preserve">i_next = 1.2 * e (use the old e)</w:t>
+        <w:t xml:space="preserve">i_next = 1.2 * e_next (use the new e: the fast interneurons follow the excitatory cells at once)</w:t>
       </w:r>
       <w:r>
         <w:br/>
@@ -1025,6 +1053,30 @@
       </w:r>
       <w:r>
         <w:t xml:space="preserve">means: if x is below 0 use 0; if above 5 use 5 (the ceiling: every neuron firing flat out).</w:t>
+      </w:r>
+      <w:r>
+        <w:br/>
+      </w:r>
+      <w:r>
+        <w:t xml:space="preserve">The</w:t>
+      </w:r>
+      <w:r>
+        <w:t xml:space="preserve"> </w:t>
+      </w:r>
+      <w:r>
+        <w:t xml:space="preserve">“</w:t>
+      </w:r>
+      <w:r>
+        <w:t xml:space="preserve">- 0.8</w:t>
+      </w:r>
+      <w:r>
+        <w:t xml:space="preserve">”</w:t>
+      </w:r>
+      <w:r>
+        <w:t xml:space="preserve"> </w:t>
+      </w:r>
+      <w:r>
+        <w:t xml:space="preserve">is the population’s firing threshold. The background input of 0.6 stays below it, so the quiet state (e = 0) is stable until the event arrives.</w:t>
       </w:r>
     </w:p>
     <w:bookmarkEnd w:id="43"/>
@@ -1046,7 +1098,7 @@
         <w:pStyle w:val="Compact"/>
       </w:pPr>
       <w:r>
-        <w:t xml:space="preserve">Make a table with columns: step, input, e, i. Run 10 steps for g = 0 (no inhibition). Check: at step 3 you should have e = 1.20, i = 0.83.</w:t>
+        <w:t xml:space="preserve">Make a table with columns: step, input, e, i. Run 10 steps for g = 0 (no inhibition). Check: e = 0 through step 3, e = 0.80 at step 4, and e = 2.00, i = 2.40 at step 5; e reaches the ceiling at step 8 and stays there after the input is gone.</w:t>
       </w:r>
     </w:p>
     <w:p>
@@ -1058,7 +1110,7 @@
         <w:pStyle w:val="Compact"/>
       </w:pPr>
       <w:r>
-        <w:t xml:space="preserve">Run 10 steps for g = 1.6 (balanced). Check: at step 4, e = 1.32.</w:t>
+        <w:t xml:space="preserve">Run 10 steps for g = 1.6 (balanced). Check: at step 5, e = 1.23, i = 1.48; e is back to 0 by step 8.</w:t>
       </w:r>
     </w:p>
     <w:p>
@@ -1070,7 +1122,7 @@
         <w:pStyle w:val="Compact"/>
       </w:pPr>
       <w:r>
-        <w:t xml:space="preserve">Run 10 steps for g = 3.5 (too much inhibition).</w:t>
+        <w:t xml:space="preserve">Run 10 steps for g = 3.5 (too much inhibition). (Check: peak e = 0.80 at step 4; e = 0.32 at step 5 and 0 from step 6.)</w:t>
       </w:r>
     </w:p>
     <w:p>
@@ -1094,7 +1146,7 @@
         <w:pStyle w:val="Compact"/>
       </w:pPr>
       <w:r>
-        <w:t xml:space="preserve">In the balanced case, note what e does after the input event: it does not simply settle. Name the motif responsible and the section of the chapter that explains why this motif is rhythmic.</w:t>
+        <w:t xml:space="preserve">In the balanced case, note what e does after the input event: without inhibition the same recurrent weight carried it to the ceiling, yet here it falls back to 0 within three steps of the input ending. Name the motif responsible, and find the section of the chapter that explains why this same motif, with slower inhibition, becomes rhythmic.</w:t>
       </w:r>
     </w:p>
     <w:p>
@@ -1152,7 +1204,7 @@
         <w:pStyle w:val="FirstParagraph"/>
       </w:pPr>
       <w:r>
-        <w:t xml:space="preserve">To generate alternation from a constant input using nothing but mutual inhibition and fatigue, as in Figure 4.4 of the chapter.</w:t>
+        <w:t xml:space="preserve">To generate alternation from a constant input using nothing but mutual inhibition and fatigue, as in Figure 4.5 of the chapter.</w:t>
       </w:r>
     </w:p>
     <w:bookmarkEnd w:id="47"/>
@@ -1479,7 +1531,7 @@
         <w:pStyle w:val="Compact"/>
       </w:pPr>
       <w:r>
-        <w:t xml:space="preserve">Repeat with G = 1.5. Which actions are released? What would an animal in this state look like?</w:t>
+        <w:t xml:space="preserve">Repeat with G = 1.5. Which actions are released? What would an animal in this state look like? Compare it with the hyperkinetic disorders the chapter describes (chorea, hemiballismus), which arise from losing the indirect pathway’s brakes rather than from excess dopamine.</w:t>
       </w:r>
     </w:p>
     <w:p>
@@ -1537,7 +1589,25 @@
         <w:t xml:space="preserve"> </w:t>
       </w:r>
       <w:r>
-        <w:t xml:space="preserve">and why does the chapter call that fail-safe?</w:t>
+        <w:t xml:space="preserve">and why does the chapter call</w:t>
+      </w:r>
+      <w:r>
+        <w:t xml:space="preserve"> </w:t>
+      </w:r>
+      <w:r>
+        <w:t xml:space="preserve">“</w:t>
+      </w:r>
+      <w:r>
+        <w:t xml:space="preserve">do nothing</w:t>
+      </w:r>
+      <w:r>
+        <w:t xml:space="preserve">”</w:t>
+      </w:r>
+      <w:r>
+        <w:t xml:space="preserve"> </w:t>
+      </w:r>
+      <w:r>
+        <w:t xml:space="preserve">a first-class action? Then explain why the chapter nonetheless says the circuit does not fail safe.</w:t>
       </w:r>
     </w:p>
     <w:p>
@@ -1873,7 +1943,7 @@
         <w:pStyle w:val="Compact"/>
       </w:pPr>
       <w:r>
-        <w:t xml:space="preserve">Add a rhythm: a sine wave across the column and the hippocampus, with a note on which phase allows communication.</w:t>
+        <w:t xml:space="preserve">Add a rhythm: a sine wave across the column and the hippocampus, with a note on which phase would allow communication on the communication-through-coherence hypothesis (and that the hypothesis is contested).</w:t>
       </w:r>
     </w:p>
     <w:p>

--- a/docs/companion/Chapter4/Word/How_the_Brain_Learns_Chapter_4_Student_Notes_and_Labs.docx
+++ b/docs/companion/Chapter4/Word/How_the_Brain_Learns_Chapter_4_Student_Notes_and_Labs.docx
@@ -794,6 +794,30 @@
         <w:br/>
       </w:r>
       <w:r>
+        <w:t xml:space="preserve">The model has no reset after a spike:</w:t>
+      </w:r>
+      <w:r>
+        <w:t xml:space="preserve"> </w:t>
+      </w:r>
+      <w:r>
+        <w:t xml:space="preserve">“</w:t>
+      </w:r>
+      <w:r>
+        <w:t xml:space="preserve">spike</w:t>
+      </w:r>
+      <w:r>
+        <w:t xml:space="preserve">”</w:t>
+      </w:r>
+      <w:r>
+        <w:t xml:space="preserve"> </w:t>
+      </w:r>
+      <w:r>
+        <w:t xml:space="preserve">means only that V is at or above threshold on that step, and V is simply followed onward after a crossing.</w:t>
+      </w:r>
+      <w:r>
+        <w:br/>
+      </w:r>
+      <w:r>
         <w:t xml:space="preserve">Time step: 1 ms.</w:t>
       </w:r>
     </w:p>
@@ -1340,7 +1364,7 @@
         <w:pStyle w:val="Compact"/>
       </w:pPr>
       <w:r>
-        <w:t xml:space="preserve">Change the fatigue accumulation from 0.4 to 0.2 and rerun 20 steps. What happens to the period, and does the rhythm survive?</w:t>
+        <w:t xml:space="preserve">Change the fatigue accumulation from 0.4 to 0.2 and rerun 20 steps. Does the rhythm survive? If it does, what happens to its period; if it does not, what state does the circuit settle into?</w:t>
       </w:r>
     </w:p>
     <w:p>
@@ -1397,7 +1421,7 @@
         <w:t xml:space="preserve">”</w:t>
       </w:r>
       <w:r>
-        <w:t xml:space="preserve">: at step 150, force x to 0 for one step. Observe how the rhythm recovers. Then add a small sensory feedback term that increases D for whichever side has the higher fatigue, and see whether the rhythm becomes more regular.</w:t>
+        <w:t xml:space="preserve">: at step 140, after computing that step, force x to 0. Observe how the rhythm recovers. Then try the stone at step 150. Because this model updates both sides at once, a stone early in a burst can lock the two sides into a symmetric two-step cycle (both at 0.474, then both at 0) instead of letting the rhythm recover; that lockup is an artifact of the model, not a lesson about spinal circuits. Then add a small sensory feedback term that increases D for whichever side has the higher fatigue, and see whether the rhythm becomes more regular.</w:t>
       </w:r>
     </w:p>
     <w:bookmarkEnd w:id="50"/>
